--- a/arb/docx/023.content.docx
+++ b/arb/docx/023.content.docx
@@ -24019,7 +24019,7 @@
           <w:cs/>
           <w:lang w:val="ar_AE" w:bidi="ar_AE"/>
         </w:rPr>
-        <w:t>الاسم الرمزي الذي أعطاه هوشع النبي لابنه الثالث (</w:t>
+        <w:t>الاسم الرمزي الذي أعطاه هوشع النبي لطفله الثالث (</w:t>
       </w:r>
       <w:r>
         <w:rPr>

--- a/arb/docx/023.content.docx
+++ b/arb/docx/023.content.docx
@@ -2829,91 +2829,27 @@
           <w:cs/>
           <w:lang w:val="ar_AE" w:bidi="ar_AE"/>
         </w:rPr>
-        <w:t>على الرغم من أن معظم كاتبي العهد الجديد كانوا يهودًا، إلا أنهم كتبوا باللغة اليونانية، اللغة العالمية في زمانهم. بالإضافة إلى ذلك، يبدو أن الرسول يوحنا كان على دراية ببعض الفلسفة اليونانية، والتي أثرت على أسلوبه. استخدم يوحنا لفظ "الكلمة" (اللوجوس اليوناني) للإشارة إلى المسيح (</w:t>
-      </w:r>
-      <w:r>
-        <w:rPr>
-          <w:rtl/>
-          <w:cs/>
-          <w:lang w:val="ar_AE" w:bidi="ar_AE"/>
-        </w:rPr>
-        <w:t>يو 1: 1</w:t>
-      </w:r>
-      <w:r>
-        <w:rPr>
-          <w:rtl/>
-          <w:cs/>
-          <w:lang w:val="ar_AE" w:bidi="ar_AE"/>
-        </w:rPr>
-        <w:t>)، وعدة تعبيرات مجردة أخرى. ربما كان يوحنا متأثرًا بالمدرسة المصرية في الإسكندرية، حيث اندمجت الفلسفة اليونانية والتعاليم اليهودية بطريقة فريدة.</w:t>
-      </w:r>
-    </w:p>
-    <w:p>
-      <w:pPr>
-        <w:bidi/>
-      </w:pPr>
-      <w:r>
-        <w:rPr>
-          <w:rtl/>
-          <w:cs/>
-          <w:lang w:val="ar_AE" w:bidi="ar_AE"/>
-        </w:rPr>
-      </w:r>
-      <w:r>
-        <w:rPr>
-          <w:rtl/>
-          <w:cs/>
-          <w:lang w:val="ar_AE" w:bidi="ar_AE"/>
-        </w:rPr>
-        <w:t>كان الرسول بولس أيضًا على دراية بالأدباء اليونانيين (</w:t>
-      </w:r>
-      <w:r>
-        <w:rPr>
-          <w:rtl/>
-          <w:cs/>
-          <w:lang w:val="ar_AE" w:bidi="ar_AE"/>
-        </w:rPr>
-        <w:t>أعمال الرسل 17: 28</w:t>
-      </w:r>
-      <w:r>
-        <w:rPr>
-          <w:rtl/>
-          <w:cs/>
-          <w:lang w:val="ar_AE" w:bidi="ar_AE"/>
-        </w:rPr>
-        <w:t xml:space="preserve">؛ </w:t>
-      </w:r>
-      <w:r>
-        <w:rPr>
-          <w:rtl/>
-          <w:cs/>
-          <w:lang w:val="ar_AE" w:bidi="ar_AE"/>
-        </w:rPr>
-        <w:t>1 كورنثوس 15: 33</w:t>
-      </w:r>
-      <w:r>
-        <w:rPr>
-          <w:rtl/>
-          <w:cs/>
-          <w:lang w:val="ar_AE" w:bidi="ar_AE"/>
-        </w:rPr>
-        <w:t xml:space="preserve">؛ </w:t>
-      </w:r>
-      <w:r>
-        <w:rPr>
-          <w:rtl/>
-          <w:cs/>
-          <w:lang w:val="ar_AE" w:bidi="ar_AE"/>
-        </w:rPr>
-        <w:t>تيطس 1 :12</w:t>
-      </w:r>
-      <w:r>
-        <w:rPr>
-          <w:rtl/>
-          <w:cs/>
-          <w:lang w:val="ar_AE" w:bidi="ar_AE"/>
-        </w:rPr>
-        <w:t>). وهكذا، أثر الخطباء والفلاسفة اليونانيون على لغة بولس وكذلك الأنبياء والدارسين اليهود.</w:t>
+        <w:t>على الرغم من أن معظم كاتبي العهد الجديد كانوا يهودًا، إلا أنهم كتبوا باللغة اليونانية، اللغة العالمية في زمانهم. بالإضافة إلى ذلك، يبدو أن الرسول يوحنا كان على دراية ببعض الفلسفة اليونانية، والتي أثرت على أسلوبه. استخدم يوحنا لفظ "الكلمة" (اللوجوس اليوناني) للإشارة إلى المسيح (يو 1: 1)، وعدة تعبيرات مجردة أخرى. ربما كان يوحنا متأثرًا بالمدرسة المصرية في الإسكندرية، حيث اندمجت الفلسفة اليونانية والتعاليم اليهودية بطريقة فريدة.</w:t>
+      </w:r>
+    </w:p>
+    <w:p>
+      <w:pPr>
+        <w:bidi/>
+      </w:pPr>
+      <w:r>
+        <w:rPr>
+          <w:rtl/>
+          <w:cs/>
+          <w:lang w:val="ar_AE" w:bidi="ar_AE"/>
+        </w:rPr>
+      </w:r>
+      <w:r>
+        <w:rPr>
+          <w:rtl/>
+          <w:cs/>
+          <w:lang w:val="ar_AE" w:bidi="ar_AE"/>
+        </w:rPr>
+        <w:t>كان الرسول بولس أيضًا على دراية بالأدباء اليونانيين (أعمال الرسل 17: 28؛ 1 كورنثوس 15: 33؛ تيطس 1 :12). وهكذا، أثر الخطباء والفلاسفة اليونانيون على لغة بولس وكذلك الأنبياء والدارسين اليهود.</w:t>
       </w:r>
     </w:p>
     <w:p>
@@ -3135,23 +3071,7 @@
           <w:cs/>
           <w:lang w:val="ar_AE" w:bidi="ar_AE"/>
         </w:rPr>
-        <w:t>لفهم معنى كلمة في العهد الجديد، إذن، فإن معجم اللغة اليونانية الكلاسيكية مفيد ولكنه غير كاف. يجب على المرء أيضًا أن يعرف كيف تُستخدم الكلمة في العهد القديم اليوناني، في الكتابات الهلنستية، وفي النقوش والكتابات التي تمثل لغة الحياة اليومية. تقدم نصوص البرديات العديد من التوضيحات لمعنى كلمات العهد الجديد. على سبيل المثال، الكلمة اليونانية "مساهمة أو جمع" (</w:t>
-      </w:r>
-      <w:r>
-        <w:rPr>
-          <w:rtl/>
-          <w:cs/>
-          <w:lang w:val="ar_AE" w:bidi="ar_AE"/>
-        </w:rPr>
-        <w:t>1 كورنثوس 16: 1</w:t>
-      </w:r>
-      <w:r>
-        <w:rPr>
-          <w:rtl/>
-          <w:cs/>
-          <w:lang w:val="ar_AE" w:bidi="ar_AE"/>
-        </w:rPr>
-        <w:t>)، في وقت ما كان يُعتقد أنها تقتصر على لغة العهد الجديد، لكن وُجد أنها تُستخدم بشكل شائع بنفس المعنى في البرديات. العديد من الكلمات اليونانية التي تم تعريفها قبلًا على أساس اللغة اليونانية الكلاسيكية قد أعطيت معنى أكثر وضوحًا في ضوء استخدامها في البرديات.</w:t>
+        <w:t>لفهم معنى كلمة في العهد الجديد، إذن، فإن معجم اللغة اليونانية الكلاسيكية مفيد ولكنه غير كاف. يجب على المرء أيضًا أن يعرف كيف تُستخدم الكلمة في العهد القديم اليوناني، في الكتابات الهلنستية، وفي النقوش والكتابات التي تمثل لغة الحياة اليومية. تقدم نصوص البرديات العديد من التوضيحات لمعنى كلمات العهد الجديد. على سبيل المثال، الكلمة اليونانية "مساهمة أو جمع" (1 كورنثوس 16: 1)، في وقت ما كان يُعتقد أنها تقتصر على لغة العهد الجديد، لكن وُجد أنها تُستخدم بشكل شائع بنفس المعنى في البرديات. العديد من الكلمات اليونانية التي تم تعريفها قبلًا على أساس اللغة اليونانية الكلاسيكية قد أعطيت معنى أكثر وضوحًا في ضوء استخدامها في البرديات.</w:t>
       </w:r>
     </w:p>
     <w:p>
@@ -3892,351 +3812,47 @@
           <w:cs/>
           <w:lang w:val="ar_AE" w:bidi="ar_AE"/>
         </w:rPr>
-        <w:t xml:space="preserve">وفقًا للكتاب المُقدَّس، تُظهِر الخليقة كُلها ألوهيَّة الله وقوته السرمديَّة (مزمور </w:t>
-      </w:r>
-      <w:r>
-        <w:rPr>
-          <w:rtl/>
-          <w:cs/>
-          <w:lang w:val="ar_AE" w:bidi="ar_AE"/>
-        </w:rPr>
-        <w:t>١٩ : ١–٦</w:t>
-      </w:r>
-      <w:r>
-        <w:rPr>
-          <w:rtl/>
-          <w:cs/>
-          <w:lang w:val="ar_AE" w:bidi="ar_AE"/>
-        </w:rPr>
-        <w:t xml:space="preserve">؛ </w:t>
-      </w:r>
-      <w:r>
-        <w:rPr>
-          <w:rtl/>
-          <w:cs/>
-          <w:lang w:val="ar_AE" w:bidi="ar_AE"/>
-        </w:rPr>
-        <w:t>رومية ١: ٢٠</w:t>
-      </w:r>
-      <w:r>
-        <w:rPr>
-          <w:rtl/>
-          <w:cs/>
-          <w:lang w:val="ar_AE" w:bidi="ar_AE"/>
-        </w:rPr>
-        <w:t>). تُظهِر العنايةُ الإلهيَّة أيضًا بعضَ صفاته (</w:t>
-      </w:r>
-      <w:r>
-        <w:rPr>
-          <w:rtl/>
-          <w:cs/>
-          <w:lang w:val="ar_AE" w:bidi="ar_AE"/>
-        </w:rPr>
-        <w:t>متَّى ٥: ٤٥</w:t>
-      </w:r>
-      <w:r>
-        <w:rPr>
-          <w:rtl/>
-          <w:cs/>
-          <w:lang w:val="ar_AE" w:bidi="ar_AE"/>
-        </w:rPr>
-        <w:t xml:space="preserve">؛ </w:t>
-      </w:r>
-      <w:r>
-        <w:rPr>
-          <w:rtl/>
-          <w:cs/>
-          <w:lang w:val="ar_AE" w:bidi="ar_AE"/>
-        </w:rPr>
-        <w:t>لوقا ٦: ٣٥</w:t>
-      </w:r>
-      <w:r>
-        <w:rPr>
-          <w:rtl/>
-          <w:cs/>
-          <w:lang w:val="ar_AE" w:bidi="ar_AE"/>
-        </w:rPr>
-        <w:t xml:space="preserve">؛ </w:t>
-      </w:r>
-      <w:r>
-        <w:rPr>
-          <w:rtl/>
-          <w:cs/>
-          <w:lang w:val="ar_AE" w:bidi="ar_AE"/>
-        </w:rPr>
-        <w:t>أعمال الرسل ١٤: ١٦، ١٧</w:t>
-      </w:r>
-      <w:r>
-        <w:rPr>
-          <w:rtl/>
-          <w:cs/>
-          <w:lang w:val="ar_AE" w:bidi="ar_AE"/>
-        </w:rPr>
-        <w:t xml:space="preserve">؛ </w:t>
-      </w:r>
-      <w:r>
-        <w:rPr>
-          <w:rtl/>
-          <w:cs/>
-          <w:lang w:val="ar_AE" w:bidi="ar_AE"/>
-        </w:rPr>
-        <w:t>١٧: ٢٢–٣١</w:t>
-      </w:r>
-      <w:r>
-        <w:rPr>
-          <w:rtl/>
-          <w:cs/>
-          <w:lang w:val="ar_AE" w:bidi="ar_AE"/>
-        </w:rPr>
-        <w:t>). إن الإعلان الأكمل عن صفات الله يُرى في عمله الفدائي من خلال يسوع المسيح.</w:t>
-      </w:r>
-    </w:p>
-    <w:p>
-      <w:pPr>
-        <w:bidi/>
-      </w:pPr>
-      <w:r>
-        <w:rPr>
-          <w:rtl/>
-          <w:cs/>
-          <w:lang w:val="ar_AE" w:bidi="ar_AE"/>
-        </w:rPr>
-      </w:r>
-      <w:r>
-        <w:rPr>
-          <w:rtl/>
-          <w:cs/>
-          <w:lang w:val="ar_AE" w:bidi="ar_AE"/>
-        </w:rPr>
-        <w:t>كيف يُعبِّر الكتابُ المُقدَّس عن صفات الله؟ أولًا، في الأسماء الإلهيَّة التي أعلنَ بها الله عن نفسه (</w:t>
-      </w:r>
-      <w:r>
-        <w:rPr>
-          <w:rtl/>
-          <w:cs/>
-          <w:lang w:val="ar_AE" w:bidi="ar_AE"/>
-        </w:rPr>
-        <w:t>تكوين ١: ١</w:t>
-      </w:r>
-      <w:r>
-        <w:rPr>
-          <w:rtl/>
-          <w:cs/>
-          <w:lang w:val="ar_AE" w:bidi="ar_AE"/>
-        </w:rPr>
-        <w:t xml:space="preserve">؛ </w:t>
-      </w:r>
-      <w:r>
-        <w:rPr>
-          <w:rtl/>
-          <w:cs/>
-          <w:lang w:val="ar_AE" w:bidi="ar_AE"/>
-        </w:rPr>
-        <w:t>٢: ٤</w:t>
-      </w:r>
-      <w:r>
-        <w:rPr>
-          <w:rtl/>
-          <w:cs/>
-          <w:lang w:val="ar_AE" w:bidi="ar_AE"/>
-        </w:rPr>
-        <w:t xml:space="preserve">؛ </w:t>
-      </w:r>
-      <w:r>
-        <w:rPr>
-          <w:rtl/>
-          <w:cs/>
-          <w:lang w:val="ar_AE" w:bidi="ar_AE"/>
-        </w:rPr>
-        <w:t>١٧: ١</w:t>
-      </w:r>
-      <w:r>
-        <w:rPr>
-          <w:rtl/>
-          <w:cs/>
-          <w:lang w:val="ar_AE" w:bidi="ar_AE"/>
-        </w:rPr>
-        <w:t xml:space="preserve">؛ </w:t>
-      </w:r>
-      <w:r>
-        <w:rPr>
-          <w:rtl/>
-          <w:cs/>
-          <w:lang w:val="ar_AE" w:bidi="ar_AE"/>
-        </w:rPr>
-        <w:t>خروج ٣: ٦، ١٤، ١٥</w:t>
-      </w:r>
-      <w:r>
-        <w:rPr>
-          <w:rtl/>
-          <w:cs/>
-          <w:lang w:val="ar_AE" w:bidi="ar_AE"/>
-        </w:rPr>
-        <w:t xml:space="preserve">؛ </w:t>
-      </w:r>
-      <w:r>
-        <w:rPr>
-          <w:rtl/>
-          <w:cs/>
-          <w:lang w:val="ar_AE" w:bidi="ar_AE"/>
-        </w:rPr>
-        <w:t>٦: ٢–٥</w:t>
-      </w:r>
-      <w:r>
-        <w:rPr>
-          <w:rtl/>
-          <w:cs/>
-          <w:lang w:val="ar_AE" w:bidi="ar_AE"/>
-        </w:rPr>
-        <w:t>). يُعلَن عن بعض صفات الله ضمنيًا في القصص الكتابيَّة بخصوص الخلق، والسقوط، والطوفان، وبابل، والخروج، وبشكل أكمل في العهود المختلفة التي قطعها اللهُ مع شعبه. بالنسبة لإسرائيل، عرَّف الله نفسه بأنه إله إبراهيم وإسحاق ويعقوب (</w:t>
-      </w:r>
-      <w:r>
-        <w:rPr>
-          <w:rtl/>
-          <w:cs/>
-          <w:lang w:val="ar_AE" w:bidi="ar_AE"/>
-        </w:rPr>
-        <w:t>خروج ٣: ١٥</w:t>
-      </w:r>
-      <w:r>
-        <w:rPr>
-          <w:rtl/>
-          <w:cs/>
-          <w:lang w:val="ar_AE" w:bidi="ar_AE"/>
-        </w:rPr>
-        <w:t>). أما بالنسبة لفرعون، فقد عرَّف الله نفسه بأنه "إله إسرائيل" أو "إله العبرانيين" (</w:t>
-      </w:r>
-      <w:r>
-        <w:rPr>
-          <w:rtl/>
-          <w:cs/>
-          <w:lang w:val="ar_AE" w:bidi="ar_AE"/>
-        </w:rPr>
-        <w:t>٥: ١–٣</w:t>
-      </w:r>
-      <w:r>
-        <w:rPr>
-          <w:rtl/>
-          <w:cs/>
-          <w:lang w:val="ar_AE" w:bidi="ar_AE"/>
-        </w:rPr>
-        <w:t>).</w:t>
-      </w:r>
-    </w:p>
-    <w:p>
-      <w:pPr>
-        <w:bidi/>
-      </w:pPr>
-      <w:r>
-        <w:rPr>
-          <w:rtl/>
-          <w:cs/>
-          <w:lang w:val="ar_AE" w:bidi="ar_AE"/>
-        </w:rPr>
-      </w:r>
-      <w:r>
-        <w:rPr>
-          <w:rtl/>
-          <w:cs/>
-          <w:lang w:val="ar_AE" w:bidi="ar_AE"/>
-        </w:rPr>
-        <w:t>بحلول الوقت الذي كان فيه شعب إسرائيل قد وصلَ إلى جبل سيناء، كان الإعلان عن صفات الله في القصة الكتابيَّة قد أصبح أكثر وضوحًا: "الرَّبُّ إِلهٌ رَحِيمٌ وَرَؤُوفٌ، بَطِيءُ الْغَضَبِ وَكَثِيرُ الإِحْسَانِ وَالْوَفَاءِ. حَافِظُ الإِحْسَانِ إِلَى أُلُوفٍ. غَافِرُ الإِثْمِ وَالْمَعْصِيَةِ وَالْخَطِيَّةِ. وَلكِنَّهُ لَنْ يُبْرِئَ إِبْرَاءً. مُفْتَقِدٌ إِثْمَ الآبَاءِ فِي الأَبْنَاءِ، وَفِي أَبْنَاءِ الأَبْنَاءِ، فِي الْجِيلِ الثَّالِثِ وَالرَّابعِ" (</w:t>
-      </w:r>
-      <w:r>
-        <w:rPr>
-          <w:rtl/>
-          <w:cs/>
-          <w:lang w:val="ar_AE" w:bidi="ar_AE"/>
-        </w:rPr>
-        <w:t>خروج ٣٤: ٦، ٧</w:t>
-      </w:r>
-      <w:r>
-        <w:rPr>
-          <w:rtl/>
-          <w:cs/>
-          <w:lang w:val="ar_AE" w:bidi="ar_AE"/>
-        </w:rPr>
-        <w:t>). يُكرَّر هذا الملخص في مواضع أخرى مع اختلافات طفيفة (</w:t>
-      </w:r>
-      <w:r>
-        <w:rPr>
-          <w:rtl/>
-          <w:cs/>
-          <w:lang w:val="ar_AE" w:bidi="ar_AE"/>
-        </w:rPr>
-        <w:t>عدد ١٤: ١٨</w:t>
-      </w:r>
-      <w:r>
-        <w:rPr>
-          <w:rtl/>
-          <w:cs/>
-          <w:lang w:val="ar_AE" w:bidi="ar_AE"/>
-        </w:rPr>
-        <w:t xml:space="preserve">؛ </w:t>
-      </w:r>
-      <w:r>
-        <w:rPr>
-          <w:rtl/>
-          <w:cs/>
-          <w:lang w:val="ar_AE" w:bidi="ar_AE"/>
-        </w:rPr>
-        <w:t>نحميا ٩: ١٧</w:t>
-      </w:r>
-      <w:r>
-        <w:rPr>
-          <w:rtl/>
-          <w:cs/>
-          <w:lang w:val="ar_AE" w:bidi="ar_AE"/>
-        </w:rPr>
-        <w:t xml:space="preserve">؛ </w:t>
-      </w:r>
-      <w:r>
-        <w:rPr>
-          <w:rtl/>
-          <w:cs/>
-          <w:lang w:val="ar_AE" w:bidi="ar_AE"/>
-        </w:rPr>
-        <w:t>مزمور ١٠٣: ٨</w:t>
-      </w:r>
-      <w:r>
-        <w:rPr>
-          <w:rtl/>
-          <w:cs/>
-          <w:lang w:val="ar_AE" w:bidi="ar_AE"/>
-        </w:rPr>
-        <w:t xml:space="preserve">؛ </w:t>
-      </w:r>
-      <w:r>
-        <w:rPr>
-          <w:rtl/>
-          <w:cs/>
-          <w:lang w:val="ar_AE" w:bidi="ar_AE"/>
-        </w:rPr>
-        <w:t>إرميا ٣٢: ١٨</w:t>
-      </w:r>
-      <w:r>
-        <w:rPr>
-          <w:rtl/>
-          <w:cs/>
-          <w:lang w:val="ar_AE" w:bidi="ar_AE"/>
-        </w:rPr>
-        <w:t xml:space="preserve">؛ </w:t>
-      </w:r>
-      <w:r>
-        <w:rPr>
-          <w:rtl/>
-          <w:cs/>
-          <w:lang w:val="ar_AE" w:bidi="ar_AE"/>
-        </w:rPr>
-        <w:t>يوحنا ٤: ٢</w:t>
-      </w:r>
-      <w:r>
-        <w:rPr>
-          <w:rtl/>
-          <w:cs/>
-          <w:lang w:val="ar_AE" w:bidi="ar_AE"/>
-        </w:rPr>
-        <w:t>).</w:t>
+        <w:t>وفقًا للكتاب المُقدَّس، تُظهِر الخليقة كُلها ألوهيَّة الله وقوته السرمديَّة (مزمور ١٩ : ١–٦؛ رومية ١: ٢٠). تُظهِر العنايةُ الإلهيَّة أيضًا بعضَ صفاته (متَّى ٥: ٤٥؛ لوقا ٦: ٣٥؛ أعمال الرسل ١٤: ١٦، ١٧؛ ١٧: ٢٢–٣١). إن الإعلان الأكمل عن صفات الله يُرى في عمله الفدائي من خلال يسوع المسيح.</w:t>
+      </w:r>
+    </w:p>
+    <w:p>
+      <w:pPr>
+        <w:bidi/>
+      </w:pPr>
+      <w:r>
+        <w:rPr>
+          <w:rtl/>
+          <w:cs/>
+          <w:lang w:val="ar_AE" w:bidi="ar_AE"/>
+        </w:rPr>
+      </w:r>
+      <w:r>
+        <w:rPr>
+          <w:rtl/>
+          <w:cs/>
+          <w:lang w:val="ar_AE" w:bidi="ar_AE"/>
+        </w:rPr>
+        <w:t>كيف يُعبِّر الكتابُ المُقدَّس عن صفات الله؟ أولًا، في الأسماء الإلهيَّة التي أعلنَ بها الله عن نفسه (تكوين ١: ١؛ ٢: ٤؛ ١٧: ١؛ خروج ٣: ٦، ١٤، ١٥؛ ٦: ٢–٥). يُعلَن عن بعض صفات الله ضمنيًا في القصص الكتابيَّة بخصوص الخلق، والسقوط، والطوفان، وبابل، والخروج، وبشكل أكمل في العهود المختلفة التي قطعها اللهُ مع شعبه. بالنسبة لإسرائيل، عرَّف الله نفسه بأنه إله إبراهيم وإسحاق ويعقوب (خروج ٣: ١٥). أما بالنسبة لفرعون، فقد عرَّف الله نفسه بأنه "إله إسرائيل" أو "إله العبرانيين" (٥: ١–٣).</w:t>
+      </w:r>
+    </w:p>
+    <w:p>
+      <w:pPr>
+        <w:bidi/>
+      </w:pPr>
+      <w:r>
+        <w:rPr>
+          <w:rtl/>
+          <w:cs/>
+          <w:lang w:val="ar_AE" w:bidi="ar_AE"/>
+        </w:rPr>
+      </w:r>
+      <w:r>
+        <w:rPr>
+          <w:rtl/>
+          <w:cs/>
+          <w:lang w:val="ar_AE" w:bidi="ar_AE"/>
+        </w:rPr>
+        <w:t>بحلول الوقت الذي كان فيه شعب إسرائيل قد وصلَ إلى جبل سيناء، كان الإعلان عن صفات الله في القصة الكتابيَّة قد أصبح أكثر وضوحًا: "الرَّبُّ إِلهٌ رَحِيمٌ وَرَؤُوفٌ، بَطِيءُ الْغَضَبِ وَكَثِيرُ الإِحْسَانِ وَالْوَفَاءِ. حَافِظُ الإِحْسَانِ إِلَى أُلُوفٍ. غَافِرُ الإِثْمِ وَالْمَعْصِيَةِ وَالْخَطِيَّةِ. وَلكِنَّهُ لَنْ يُبْرِئَ إِبْرَاءً. مُفْتَقِدٌ إِثْمَ الآبَاءِ فِي الأَبْنَاءِ، وَفِي أَبْنَاءِ الأَبْنَاءِ، فِي الْجِيلِ الثَّالِثِ وَالرَّابعِ" (خروج ٣٤: ٦، ٧). يُكرَّر هذا الملخص في مواضع أخرى مع اختلافات طفيفة (عدد ١٤: ١٨؛ نحميا ٩: ١٧؛ مزمور ١٠٣: ٨؛ إرميا ٣٢: ١٨؛ يوحنا ٤: ٢).</w:t>
       </w:r>
     </w:p>
     <w:p>
@@ -4495,135 +4111,7 @@
           <w:cs/>
           <w:lang w:val="ar_AE" w:bidi="ar_AE"/>
         </w:rPr>
-        <w:t xml:space="preserve"> أحيانًا في قوائم صفاته. يبدو من الأفضل أن يُنظر إليها على أنها وصفٌ لعجز الإنسان عن فهم الله بالكامل. لذلك لا تُعتبر عدم إمكانيَّة استيعاب الله صفةً من الصفات، على الرغم من أنها أمرٌ مُسلَّم به في أي مناقشة عن الله. يُعرَف الله بالإيمان حقًا من خلال إعلانه، مع ذلك، لن يستطيع أي مخلوق أن يستوعب الخالقَ. وبالمثل، لن يفهم أحدٌ أي صفة من صفات الله بالكامل. إن الإقرار بعدم إمكانيَّة استيعاب الله يجب أن يُنتج تواضعًا عند التفكير في الله وفي صفاته (</w:t>
-      </w:r>
-      <w:r>
-        <w:rPr>
-          <w:rtl/>
-          <w:cs/>
-          <w:lang w:val="ar_AE" w:bidi="ar_AE"/>
-        </w:rPr>
-        <w:t>مزمور ١٣٩: ٦</w:t>
-      </w:r>
-      <w:r>
-        <w:rPr>
-          <w:rtl/>
-          <w:cs/>
-          <w:lang w:val="ar_AE" w:bidi="ar_AE"/>
-        </w:rPr>
-        <w:t xml:space="preserve">؛ </w:t>
-      </w:r>
-      <w:r>
-        <w:rPr>
-          <w:rtl/>
-          <w:cs/>
-          <w:lang w:val="ar_AE" w:bidi="ar_AE"/>
-        </w:rPr>
-        <w:t>١٤٥: ٣</w:t>
-      </w:r>
-      <w:r>
-        <w:rPr>
-          <w:rtl/>
-          <w:cs/>
-          <w:lang w:val="ar_AE" w:bidi="ar_AE"/>
-        </w:rPr>
-        <w:t xml:space="preserve">؛ </w:t>
-      </w:r>
-      <w:r>
-        <w:rPr>
-          <w:rtl/>
-          <w:cs/>
-          <w:lang w:val="ar_AE" w:bidi="ar_AE"/>
-        </w:rPr>
-        <w:t>إشعياء ٤٠: ٢٨</w:t>
-      </w:r>
-      <w:r>
-        <w:rPr>
-          <w:rtl/>
-          <w:cs/>
-          <w:lang w:val="ar_AE" w:bidi="ar_AE"/>
-        </w:rPr>
-        <w:t xml:space="preserve">؛ </w:t>
-      </w:r>
-      <w:r>
-        <w:rPr>
-          <w:rtl/>
-          <w:cs/>
-          <w:lang w:val="ar_AE" w:bidi="ar_AE"/>
-        </w:rPr>
-        <w:t>٥٥: ٨، ٩</w:t>
-      </w:r>
-      <w:r>
-        <w:rPr>
-          <w:rtl/>
-          <w:cs/>
-          <w:lang w:val="ar_AE" w:bidi="ar_AE"/>
-        </w:rPr>
-        <w:t xml:space="preserve">؛ </w:t>
-      </w:r>
-      <w:r>
-        <w:rPr>
-          <w:rtl/>
-          <w:cs/>
-          <w:lang w:val="ar_AE" w:bidi="ar_AE"/>
-        </w:rPr>
-        <w:t>متى ١١: ٢٥–٢٧</w:t>
-      </w:r>
-      <w:r>
-        <w:rPr>
-          <w:rtl/>
-          <w:cs/>
-          <w:lang w:val="ar_AE" w:bidi="ar_AE"/>
-        </w:rPr>
-        <w:t xml:space="preserve">؛ </w:t>
-      </w:r>
-      <w:r>
-        <w:rPr>
-          <w:rtl/>
-          <w:cs/>
-          <w:lang w:val="ar_AE" w:bidi="ar_AE"/>
-        </w:rPr>
-        <w:t>رومية ١١: ٣٣–٣٦</w:t>
-      </w:r>
-      <w:r>
-        <w:rPr>
-          <w:rtl/>
-          <w:cs/>
-          <w:lang w:val="ar_AE" w:bidi="ar_AE"/>
-        </w:rPr>
-        <w:t xml:space="preserve">؛ </w:t>
-      </w:r>
-      <w:r>
-        <w:rPr>
-          <w:rtl/>
-          <w:cs/>
-          <w:lang w:val="ar_AE" w:bidi="ar_AE"/>
-        </w:rPr>
-        <w:t>١ كورنثوس ٢: ٦–١٦</w:t>
-      </w:r>
-      <w:r>
-        <w:rPr>
-          <w:rtl/>
-          <w:cs/>
-          <w:lang w:val="ar_AE" w:bidi="ar_AE"/>
-        </w:rPr>
-        <w:t xml:space="preserve">؛ </w:t>
-      </w:r>
-      <w:r>
-        <w:rPr>
-          <w:rtl/>
-          <w:cs/>
-          <w:lang w:val="ar_AE" w:bidi="ar_AE"/>
-        </w:rPr>
-        <w:t>١٣: ٨–١٣</w:t>
-      </w:r>
-      <w:r>
-        <w:rPr>
-          <w:rtl/>
-          <w:cs/>
-          <w:lang w:val="ar_AE" w:bidi="ar_AE"/>
-        </w:rPr>
-        <w:t>).</w:t>
+        <w:t xml:space="preserve"> أحيانًا في قوائم صفاته. يبدو من الأفضل أن يُنظر إليها على أنها وصفٌ لعجز الإنسان عن فهم الله بالكامل. لذلك لا تُعتبر عدم إمكانيَّة استيعاب الله صفةً من الصفات، على الرغم من أنها أمرٌ مُسلَّم به في أي مناقشة عن الله. يُعرَف الله بالإيمان حقًا من خلال إعلانه، مع ذلك، لن يستطيع أي مخلوق أن يستوعب الخالقَ. وبالمثل، لن يفهم أحدٌ أي صفة من صفات الله بالكامل. إن الإقرار بعدم إمكانيَّة استيعاب الله يجب أن يُنتج تواضعًا عند التفكير في الله وفي صفاته (مزمور ١٣٩: ٦؛ ١٤٥: ٣؛ إشعياء ٤٠: ٢٨؛ ٥٥: ٨، ٩؛ متى ١١: ٢٥–٢٧؛ رومية ١١: ٣٣–٣٦؛ ١ كورنثوس ٢: ٦–١٦؛ ١٣: ٨–١٣).</w:t>
       </w:r>
     </w:p>
     <w:p>
@@ -4660,71 +4148,7 @@
           <w:cs/>
           <w:lang w:val="ar_AE" w:bidi="ar_AE"/>
         </w:rPr>
-        <w:t xml:space="preserve"> الله هي تعبيرٌ عن الإيمان بإله واحد — أي حقيقة أن إله الكتاب المُقدَّس هو الإله الوحيد الحي الحقيقي (</w:t>
-      </w:r>
-      <w:r>
-        <w:rPr>
-          <w:rtl/>
-          <w:cs/>
-          <w:lang w:val="ar_AE" w:bidi="ar_AE"/>
-        </w:rPr>
-        <w:t>تثنية ٦: ٤</w:t>
-      </w:r>
-      <w:r>
-        <w:rPr>
-          <w:rtl/>
-          <w:cs/>
-          <w:lang w:val="ar_AE" w:bidi="ar_AE"/>
-        </w:rPr>
-        <w:t xml:space="preserve">؛ </w:t>
-      </w:r>
-      <w:r>
-        <w:rPr>
-          <w:rtl/>
-          <w:cs/>
-          <w:lang w:val="ar_AE" w:bidi="ar_AE"/>
-        </w:rPr>
-        <w:t>مرقس ١٢: ٢٩</w:t>
-      </w:r>
-      <w:r>
-        <w:rPr>
-          <w:rtl/>
-          <w:cs/>
-          <w:lang w:val="ar_AE" w:bidi="ar_AE"/>
-        </w:rPr>
-        <w:t xml:space="preserve">؛ </w:t>
-      </w:r>
-      <w:r>
-        <w:rPr>
-          <w:rtl/>
-          <w:cs/>
-          <w:lang w:val="ar_AE" w:bidi="ar_AE"/>
-        </w:rPr>
-        <w:t>يوحنا ١٧: ٣</w:t>
-      </w:r>
-      <w:r>
-        <w:rPr>
-          <w:rtl/>
-          <w:cs/>
-          <w:lang w:val="ar_AE" w:bidi="ar_AE"/>
-        </w:rPr>
-        <w:t>). أما سائر الآلهة الأخرى فهي أصنام ومن وحي الخيال البشري. تَظهر هذه الصفة في الوصية الأولى: "لاَ يَكُنْ لَكَ آلِهَةٌ أُخْرَى أَمَامِي" (</w:t>
-      </w:r>
-      <w:r>
-        <w:rPr>
-          <w:rtl/>
-          <w:cs/>
-          <w:lang w:val="ar_AE" w:bidi="ar_AE"/>
-        </w:rPr>
-        <w:t>خروج ٢٠: ٣</w:t>
-      </w:r>
-      <w:r>
-        <w:rPr>
-          <w:rtl/>
-          <w:cs/>
-          <w:lang w:val="ar_AE" w:bidi="ar_AE"/>
-        </w:rPr>
-        <w:t>).</w:t>
+        <w:t xml:space="preserve"> الله هي تعبيرٌ عن الإيمان بإله واحد — أي حقيقة أن إله الكتاب المُقدَّس هو الإله الوحيد الحي الحقيقي (تثنية ٦: ٤؛ مرقس ١٢: ٢٩؛ يوحنا ١٧: ٣). أما سائر الآلهة الأخرى فهي أصنام ومن وحي الخيال البشري. تَظهر هذه الصفة في الوصية الأولى: "لاَ يَكُنْ لَكَ آلِهَةٌ أُخْرَى أَمَامِي" (خروج ٢٠: ٣).</w:t>
       </w:r>
     </w:p>
     <w:p>
@@ -4761,55 +4185,7 @@
           <w:cs/>
           <w:lang w:val="ar_AE" w:bidi="ar_AE"/>
         </w:rPr>
-        <w:t xml:space="preserve"> لله إلى أن الله ليس جسدًا وأنه لا يُرى. من الناحية الإيجابيَّة، تَعني هذه الصفة أن الله شخصيٌّ، وَحَيٌّ، وواعٍ بذاته، وقائم بذاته. إن الإله غير المنظور لا تُمكن رؤيته بالعين البشريَّة (</w:t>
-      </w:r>
-      <w:r>
-        <w:rPr>
-          <w:rtl/>
-          <w:cs/>
-          <w:lang w:val="ar_AE" w:bidi="ar_AE"/>
-        </w:rPr>
-        <w:t>خروج ٣٣: ٢٠</w:t>
-      </w:r>
-      <w:r>
-        <w:rPr>
-          <w:rtl/>
-          <w:cs/>
-          <w:lang w:val="ar_AE" w:bidi="ar_AE"/>
-        </w:rPr>
-        <w:t>)، لذلك تَمنع الوصية الثانية أي تمثيلٍ مرئي لله (</w:t>
-      </w:r>
-      <w:r>
-        <w:rPr>
-          <w:rtl/>
-          <w:cs/>
-          <w:lang w:val="ar_AE" w:bidi="ar_AE"/>
-        </w:rPr>
-        <w:t>٢٠: ٤</w:t>
-      </w:r>
-      <w:r>
-        <w:rPr>
-          <w:rtl/>
-          <w:cs/>
-          <w:lang w:val="ar_AE" w:bidi="ar_AE"/>
-        </w:rPr>
-        <w:t>). بما أن الله روح، فلا بد أن يُعبَد بالروح والحق (</w:t>
-      </w:r>
-      <w:r>
-        <w:rPr>
-          <w:rtl/>
-          <w:cs/>
-          <w:lang w:val="ar_AE" w:bidi="ar_AE"/>
-        </w:rPr>
-        <w:t>يوحنا ٤: ٢٤</w:t>
-      </w:r>
-      <w:r>
-        <w:rPr>
-          <w:rtl/>
-          <w:cs/>
-          <w:lang w:val="ar_AE" w:bidi="ar_AE"/>
-        </w:rPr>
-        <w:t>).</w:t>
+        <w:t xml:space="preserve"> لله إلى أن الله ليس جسدًا وأنه لا يُرى. من الناحية الإيجابيَّة، تَعني هذه الصفة أن الله شخصيٌّ، وَحَيٌّ، وواعٍ بذاته، وقائم بذاته. إن الإله غير المنظور لا تُمكن رؤيته بالعين البشريَّة (خروج ٣٣: ٢٠)، لذلك تَمنع الوصية الثانية أي تمثيلٍ مرئي لله (٢٠: ٤). بما أن الله روح، فلا بد أن يُعبَد بالروح والحق (يوحنا ٤: ٢٤).</w:t>
       </w:r>
     </w:p>
     <w:p>
@@ -4846,55 +4222,7 @@
           <w:cs/>
           <w:lang w:val="ar_AE" w:bidi="ar_AE"/>
         </w:rPr>
-        <w:t xml:space="preserve"> الله أو وجوده الذاتي يُشيران إلى أنه لا يَعتمد على أي شيء خارج نطاق ذاته. هو مكتفٍ ذاتيًا في وجوده، وفي أحكامه الأزليَّة، وفي كل أعماله. إن الله "له حياةٌ في ذاته" (</w:t>
-      </w:r>
-      <w:r>
-        <w:rPr>
-          <w:rtl/>
-          <w:cs/>
-          <w:lang w:val="ar_AE" w:bidi="ar_AE"/>
-        </w:rPr>
-        <w:t>يوحنا ٥: ٢٦</w:t>
-      </w:r>
-      <w:r>
-        <w:rPr>
-          <w:rtl/>
-          <w:cs/>
-          <w:lang w:val="ar_AE" w:bidi="ar_AE"/>
-        </w:rPr>
-        <w:t>) وهو "يُعطي الجميعَ حياةً ونَفْسًا وكل شيءٍ" (</w:t>
-      </w:r>
-      <w:r>
-        <w:rPr>
-          <w:rtl/>
-          <w:cs/>
-          <w:lang w:val="ar_AE" w:bidi="ar_AE"/>
-        </w:rPr>
-        <w:t>أعمال الرسل ١٧: ٢٥</w:t>
-      </w:r>
-      <w:r>
-        <w:rPr>
-          <w:rtl/>
-          <w:cs/>
-          <w:lang w:val="ar_AE" w:bidi="ar_AE"/>
-        </w:rPr>
-        <w:t>). بالنسبة لإسرائيل، أعلنَ الله عن نفسه بأنه "أَهْيَهِ" (</w:t>
-      </w:r>
-      <w:r>
-        <w:rPr>
-          <w:rtl/>
-          <w:cs/>
-          <w:lang w:val="ar_AE" w:bidi="ar_AE"/>
-        </w:rPr>
-        <w:t>خروج ٣: ١٤</w:t>
-      </w:r>
-      <w:r>
-        <w:rPr>
-          <w:rtl/>
-          <w:cs/>
-          <w:lang w:val="ar_AE" w:bidi="ar_AE"/>
-        </w:rPr>
-        <w:t>)، وجعلَ شعب إسرائيل جماعةَ عهدٍ ليكونوا مِلكًا له. يُواصلُ اللهُ تحقيقَ مشيئته في العالَم، وعلى الرغم من أنه يَستخدم وسائل مختلفة، إلا أن استقلاليته تَظل كما هي. وهكذا، يَدخُل الله في شركة مع جماعة العهد خاصته، ويَنشُر رسالة الإنجيل من خلال العاملين البشريين.</w:t>
+        <w:t xml:space="preserve"> الله أو وجوده الذاتي يُشيران إلى أنه لا يَعتمد على أي شيء خارج نطاق ذاته. هو مكتفٍ ذاتيًا في وجوده، وفي أحكامه الأزليَّة، وفي كل أعماله. إن الله "له حياةٌ في ذاته" (يوحنا ٥: ٢٦) وهو "يُعطي الجميعَ حياةً ونَفْسًا وكل شيءٍ" (أعمال الرسل ١٧: ٢٥). بالنسبة لإسرائيل، أعلنَ الله عن نفسه بأنه "أَهْيَهِ" (خروج ٣: ١٤)، وجعلَ شعب إسرائيل جماعةَ عهدٍ ليكونوا مِلكًا له. يُواصلُ اللهُ تحقيقَ مشيئته في العالَم، وعلى الرغم من أنه يَستخدم وسائل مختلفة، إلا أن استقلاليته تَظل كما هي. وهكذا، يَدخُل الله في شركة مع جماعة العهد خاصته، ويَنشُر رسالة الإنجيل من خلال العاملين البشريين.</w:t>
       </w:r>
     </w:p>
     <w:p>
@@ -4931,251 +4259,27 @@
           <w:cs/>
           <w:lang w:val="ar_AE" w:bidi="ar_AE"/>
         </w:rPr>
-        <w:t xml:space="preserve"> الله أو ثباته يُعبِّر عن أمانته لذاته، ولأحكامه الأزليَّة، ووعوده، وأعماله. يَبقى إلى الأبد هو ذاته الإله الحقيقي الذي لا يَتغيَّر من الداخل أو بسبب أي شيء من الخارج. وهكذا نقرأ في </w:t>
-      </w:r>
-      <w:r>
-        <w:rPr>
-          <w:rtl/>
-          <w:cs/>
-          <w:lang w:val="ar_AE" w:bidi="ar_AE"/>
-        </w:rPr>
-        <w:t>يعقوب ١: ١٧</w:t>
-      </w:r>
-      <w:r>
-        <w:rPr>
-          <w:rtl/>
-          <w:cs/>
-          <w:lang w:val="ar_AE" w:bidi="ar_AE"/>
-        </w:rPr>
-        <w:t>: "كُلُّ عَطِيَّةٍ صَالِحَةٍ وَكُلُّ مَوْهِبَةٍ تَامَّةٍ هِيَ مِنْ فَوْقُ، نَازِلَةٌ مِنْ عِنْدِ أَبِي الأَنْوَارِ، الَّذِي لَيْسَ عِنْدَهُ تَغْيِيرٌ وَلاَ ظِلُّ دَوَرَانٍ." عَبِّر قسم الله لإبراهيم عن ثباته حتى تَتمكَّن جماعة العهد خاصته من التأكد من "عدم تَغيُّر قَضائه" (</w:t>
-      </w:r>
-      <w:r>
-        <w:rPr>
-          <w:rtl/>
-          <w:cs/>
-          <w:lang w:val="ar_AE" w:bidi="ar_AE"/>
-        </w:rPr>
-        <w:t>عبرانيين ٦: ١٧</w:t>
-      </w:r>
-      <w:r>
-        <w:rPr>
-          <w:rtl/>
-          <w:cs/>
-          <w:lang w:val="ar_AE" w:bidi="ar_AE"/>
-        </w:rPr>
-        <w:t>). أخبرَ صموئيل الملكَ شاول أن الربَّ لن "يَندم؛ لأنه ليس إنسانًا" (</w:t>
-      </w:r>
-      <w:r>
-        <w:rPr>
-          <w:rtl/>
-          <w:cs/>
-          <w:lang w:val="ar_AE" w:bidi="ar_AE"/>
-        </w:rPr>
-        <w:t>١ صموئيل ١٥: ٢٩</w:t>
-      </w:r>
-      <w:r>
-        <w:rPr>
-          <w:rtl/>
-          <w:cs/>
-          <w:lang w:val="ar_AE" w:bidi="ar_AE"/>
-        </w:rPr>
-        <w:t xml:space="preserve">؛ قارن مع </w:t>
-      </w:r>
-      <w:r>
-        <w:rPr>
-          <w:rtl/>
-          <w:cs/>
-          <w:lang w:val="ar_AE" w:bidi="ar_AE"/>
-        </w:rPr>
-        <w:t>عدد ٢٣: ١٩</w:t>
-      </w:r>
-      <w:r>
-        <w:rPr>
-          <w:rtl/>
-          <w:cs/>
-          <w:lang w:val="ar_AE" w:bidi="ar_AE"/>
-        </w:rPr>
-        <w:t>). "لأَنِّي أَنَا الرَّبُّ لاَ أَتَغَيَّرُ" (</w:t>
-      </w:r>
-      <w:r>
-        <w:rPr>
-          <w:rtl/>
-          <w:cs/>
-          <w:lang w:val="ar_AE" w:bidi="ar_AE"/>
-        </w:rPr>
-        <w:t>ملاخي ٣: ٦</w:t>
-      </w:r>
-      <w:r>
-        <w:rPr>
-          <w:rtl/>
-          <w:cs/>
-          <w:lang w:val="ar_AE" w:bidi="ar_AE"/>
-        </w:rPr>
-        <w:t>). كان ذلك هو تفسير الله لعدم إهلاك مملكة يهوذا الخاطئة؛ فهو يُظهِر الرحمة ويَحفظ عهده. ولأن "يَسُوعَ الْمَسِيحَ هُوَ هُوَ أَمْسًا وَالْيَوْمَ وَإِلَى الأَبَدِ،" يُحذَّر المؤمنون بألا "يُسَاقُوا بِتَعَالِيمَ مُتَنَوِّعَةٍ وَغَرِيبَةٍ" (</w:t>
-      </w:r>
-      <w:r>
-        <w:rPr>
-          <w:rtl/>
-          <w:cs/>
-          <w:lang w:val="ar_AE" w:bidi="ar_AE"/>
-        </w:rPr>
-        <w:t>عبرانيين ١٣: ٨، ٩</w:t>
-      </w:r>
-      <w:r>
-        <w:rPr>
-          <w:rtl/>
-          <w:cs/>
-          <w:lang w:val="ar_AE" w:bidi="ar_AE"/>
-        </w:rPr>
-        <w:t>).</w:t>
-      </w:r>
-    </w:p>
-    <w:p>
-      <w:pPr>
-        <w:bidi/>
-      </w:pPr>
-      <w:r>
-        <w:rPr>
-          <w:rtl/>
-          <w:cs/>
-          <w:lang w:val="ar_AE" w:bidi="ar_AE"/>
-        </w:rPr>
-      </w:r>
-      <w:r>
-        <w:rPr>
-          <w:rtl/>
-          <w:cs/>
-          <w:lang w:val="ar_AE" w:bidi="ar_AE"/>
-        </w:rPr>
-        <w:t>إن عدم تَغيُّر الله أو ثباته لا يعني أنه جامد أو غير متحرك. إنه إله حيٌّ ديناميكيٌّ والذي يعمل باستمرار (</w:t>
-      </w:r>
-      <w:r>
-        <w:rPr>
-          <w:rtl/>
-          <w:cs/>
-          <w:lang w:val="ar_AE" w:bidi="ar_AE"/>
-        </w:rPr>
-        <w:t>يوحنا ٥: ١٧</w:t>
-      </w:r>
-      <w:r>
-        <w:rPr>
-          <w:rtl/>
-          <w:cs/>
-          <w:lang w:val="ar_AE" w:bidi="ar_AE"/>
-        </w:rPr>
-        <w:t>). يُوصَف الله أحيانًا بأنه نادمٌ، أو يُغيَّر رأيه (</w:t>
-      </w:r>
-      <w:r>
-        <w:rPr>
-          <w:rtl/>
-          <w:cs/>
-          <w:lang w:val="ar_AE" w:bidi="ar_AE"/>
-        </w:rPr>
-        <w:t>تكوين ٦: ٦، ٧</w:t>
-      </w:r>
-      <w:r>
-        <w:rPr>
-          <w:rtl/>
-          <w:cs/>
-          <w:lang w:val="ar_AE" w:bidi="ar_AE"/>
-        </w:rPr>
-        <w:t xml:space="preserve">؛ </w:t>
-      </w:r>
-      <w:r>
-        <w:rPr>
-          <w:rtl/>
-          <w:cs/>
-          <w:lang w:val="ar_AE" w:bidi="ar_AE"/>
-        </w:rPr>
-        <w:t>١ صموئيل ١٥: ١١</w:t>
-      </w:r>
-      <w:r>
-        <w:rPr>
-          <w:rtl/>
-          <w:cs/>
-          <w:lang w:val="ar_AE" w:bidi="ar_AE"/>
-        </w:rPr>
-        <w:t xml:space="preserve">؛ </w:t>
-      </w:r>
-      <w:r>
-        <w:rPr>
-          <w:rtl/>
-          <w:cs/>
-          <w:lang w:val="ar_AE" w:bidi="ar_AE"/>
-        </w:rPr>
-        <w:t>يونان ٣: ١٠</w:t>
-      </w:r>
-      <w:r>
-        <w:rPr>
-          <w:rtl/>
-          <w:cs/>
-          <w:lang w:val="ar_AE" w:bidi="ar_AE"/>
-        </w:rPr>
-        <w:t>). في سياقها، تُظهِر هذه التعبيرات المَجازيَّة ثباتَ الإله الذي، في قداسته وبِرِّه، يَكره الخطيَّة دائمًا ويتجاوب ضدها. في نعمته ورحمته، يُسامح اللهُ التائبَ، ويُنفِّذ وعوده دون تقصير (</w:t>
-      </w:r>
-      <w:r>
-        <w:rPr>
-          <w:rtl/>
-          <w:cs/>
-          <w:lang w:val="ar_AE" w:bidi="ar_AE"/>
-        </w:rPr>
-        <w:t>مزمور ١١٠: ٤</w:t>
-      </w:r>
-      <w:r>
-        <w:rPr>
-          <w:rtl/>
-          <w:cs/>
-          <w:lang w:val="ar_AE" w:bidi="ar_AE"/>
-        </w:rPr>
-        <w:t xml:space="preserve">؛ </w:t>
-      </w:r>
-      <w:r>
-        <w:rPr>
-          <w:rtl/>
-          <w:cs/>
-          <w:lang w:val="ar_AE" w:bidi="ar_AE"/>
-        </w:rPr>
-        <w:t>إشعياء ٤٦: ١٠</w:t>
-      </w:r>
-      <w:r>
-        <w:rPr>
-          <w:rtl/>
-          <w:cs/>
-          <w:lang w:val="ar_AE" w:bidi="ar_AE"/>
-        </w:rPr>
-        <w:t xml:space="preserve">؛ </w:t>
-      </w:r>
-      <w:r>
-        <w:rPr>
-          <w:rtl/>
-          <w:cs/>
-          <w:lang w:val="ar_AE" w:bidi="ar_AE"/>
-        </w:rPr>
-        <w:t>إرميا ١٨: ٧–١٠</w:t>
-      </w:r>
-      <w:r>
-        <w:rPr>
-          <w:rtl/>
-          <w:cs/>
-          <w:lang w:val="ar_AE" w:bidi="ar_AE"/>
-        </w:rPr>
-        <w:t xml:space="preserve">؛ </w:t>
-      </w:r>
-      <w:r>
-        <w:rPr>
-          <w:rtl/>
-          <w:cs/>
-          <w:lang w:val="ar_AE" w:bidi="ar_AE"/>
-        </w:rPr>
-        <w:t>أفسس ١: ١١</w:t>
-      </w:r>
-      <w:r>
-        <w:rPr>
-          <w:rtl/>
-          <w:cs/>
-          <w:lang w:val="ar_AE" w:bidi="ar_AE"/>
-        </w:rPr>
-        <w:t>). وهكذا، يُعتبر ثباتُ الله مهمًا في كل علاقات البشر به، بما في ذلك التضرعات التي تُقدَّم في الصلاة.</w:t>
+        <w:t xml:space="preserve"> الله أو ثباته يُعبِّر عن أمانته لذاته، ولأحكامه الأزليَّة، ووعوده، وأعماله. يَبقى إلى الأبد هو ذاته الإله الحقيقي الذي لا يَتغيَّر من الداخل أو بسبب أي شيء من الخارج. وهكذا نقرأ في يعقوب ١: ١٧: "كُلُّ عَطِيَّةٍ صَالِحَةٍ وَكُلُّ مَوْهِبَةٍ تَامَّةٍ هِيَ مِنْ فَوْقُ، نَازِلَةٌ مِنْ عِنْدِ أَبِي الأَنْوَارِ، الَّذِي لَيْسَ عِنْدَهُ تَغْيِيرٌ وَلاَ ظِلُّ دَوَرَانٍ." عَبِّر قسم الله لإبراهيم عن ثباته حتى تَتمكَّن جماعة العهد خاصته من التأكد من "عدم تَغيُّر قَضائه" (عبرانيين ٦: ١٧). أخبرَ صموئيل الملكَ شاول أن الربَّ لن "يَندم؛ لأنه ليس إنسانًا" (١ صموئيل ١٥: ٢٩؛ قارن مع عدد ٢٣: ١٩). "لأَنِّي أَنَا الرَّبُّ لاَ أَتَغَيَّرُ" (ملاخي ٣: ٦). كان ذلك هو تفسير الله لعدم إهلاك مملكة يهوذا الخاطئة؛ فهو يُظهِر الرحمة ويَحفظ عهده. ولأن "يَسُوعَ الْمَسِيحَ هُوَ هُوَ أَمْسًا وَالْيَوْمَ وَإِلَى الأَبَدِ،" يُحذَّر المؤمنون بألا "يُسَاقُوا بِتَعَالِيمَ مُتَنَوِّعَةٍ وَغَرِيبَةٍ" (عبرانيين ١٣: ٨، ٩).</w:t>
+      </w:r>
+    </w:p>
+    <w:p>
+      <w:pPr>
+        <w:bidi/>
+      </w:pPr>
+      <w:r>
+        <w:rPr>
+          <w:rtl/>
+          <w:cs/>
+          <w:lang w:val="ar_AE" w:bidi="ar_AE"/>
+        </w:rPr>
+      </w:r>
+      <w:r>
+        <w:rPr>
+          <w:rtl/>
+          <w:cs/>
+          <w:lang w:val="ar_AE" w:bidi="ar_AE"/>
+        </w:rPr>
+        <w:t>إن عدم تَغيُّر الله أو ثباته لا يعني أنه جامد أو غير متحرك. إنه إله حيٌّ ديناميكيٌّ والذي يعمل باستمرار (يوحنا ٥: ١٧). يُوصَف الله أحيانًا بأنه نادمٌ، أو يُغيَّر رأيه (تكوين ٦: ٦، ٧؛ ١ صموئيل ١٥: ١١؛ يونان ٣: ١٠). في سياقها، تُظهِر هذه التعبيرات المَجازيَّة ثباتَ الإله الذي، في قداسته وبِرِّه، يَكره الخطيَّة دائمًا ويتجاوب ضدها. في نعمته ورحمته، يُسامح اللهُ التائبَ، ويُنفِّذ وعوده دون تقصير (مزمور ١١٠: ٤؛ إشعياء ٤٦: ١٠؛ إرميا ١٨: ٧–١٠؛ أفسس ١: ١١). وهكذا، يُعتبر ثباتُ الله مهمًا في كل علاقات البشر به، بما في ذلك التضرعات التي تُقدَّم في الصلاة.</w:t>
       </w:r>
     </w:p>
     <w:p>
@@ -5212,119 +4316,7 @@
           <w:cs/>
           <w:lang w:val="ar_AE" w:bidi="ar_AE"/>
         </w:rPr>
-        <w:t xml:space="preserve"> الله إلى ارتقائه فوق الزمن. إنه إله غير زمني وأبدي. ليست له بداية أو نهاية؛ لا يَختبر نموًا، أو تطورًا، أو نضوجًا. إن الله موجودٌ من قَبل خلق العالَم؛ يَسكن الآن في الأبديَّة؛ وسيبقى الإله الأبدي حتى عندما ينتهي التاريخ. يقول الكتابُ المُقدَّس عن الله إنه "أبديٌ" (</w:t>
-      </w:r>
-      <w:r>
-        <w:rPr>
-          <w:rtl/>
-          <w:cs/>
-          <w:lang w:val="ar_AE" w:bidi="ar_AE"/>
-        </w:rPr>
-        <w:t>تثنية ٣٣: ٢٧</w:t>
-      </w:r>
-      <w:r>
-        <w:rPr>
-          <w:rtl/>
-          <w:cs/>
-          <w:lang w:val="ar_AE" w:bidi="ar_AE"/>
-        </w:rPr>
-        <w:t>)، وهو "المَلِك" (</w:t>
-      </w:r>
-      <w:r>
-        <w:rPr>
-          <w:rtl/>
-          <w:cs/>
-          <w:lang w:val="ar_AE" w:bidi="ar_AE"/>
-        </w:rPr>
-        <w:t>١ تيموثاوس ١: ١٧</w:t>
-      </w:r>
-      <w:r>
-        <w:rPr>
-          <w:rtl/>
-          <w:cs/>
-          <w:lang w:val="ar_AE" w:bidi="ar_AE"/>
-        </w:rPr>
-        <w:t>)، وهو "البداية والنهاية" (</w:t>
-      </w:r>
-      <w:r>
-        <w:rPr>
-          <w:rtl/>
-          <w:cs/>
-          <w:lang w:val="ar_AE" w:bidi="ar_AE"/>
-        </w:rPr>
-        <w:t>رؤيا ٢٢: ١٣</w:t>
-      </w:r>
-      <w:r>
-        <w:rPr>
-          <w:rtl/>
-          <w:cs/>
-          <w:lang w:val="ar_AE" w:bidi="ar_AE"/>
-        </w:rPr>
-        <w:t>). هو "ساكنُ الأبدِ" (</w:t>
-      </w:r>
-      <w:r>
-        <w:rPr>
-          <w:rtl/>
-          <w:cs/>
-          <w:lang w:val="ar_AE" w:bidi="ar_AE"/>
-        </w:rPr>
-        <w:t>إشعياء ٥٧: ١٥</w:t>
-      </w:r>
-      <w:r>
-        <w:rPr>
-          <w:rtl/>
-          <w:cs/>
-          <w:lang w:val="ar_AE" w:bidi="ar_AE"/>
-        </w:rPr>
-        <w:t>) وإن "سنواته لن تنتهي" (</w:t>
-      </w:r>
-      <w:r>
-        <w:rPr>
-          <w:rtl/>
-          <w:cs/>
-          <w:lang w:val="ar_AE" w:bidi="ar_AE"/>
-        </w:rPr>
-        <w:t>مزمور ١٠٢: ٢٧</w:t>
-      </w:r>
-      <w:r>
-        <w:rPr>
-          <w:rtl/>
-          <w:cs/>
-          <w:lang w:val="ar_AE" w:bidi="ar_AE"/>
-        </w:rPr>
-        <w:t xml:space="preserve">؛ قارن مع </w:t>
-      </w:r>
-      <w:r>
-        <w:rPr>
-          <w:rtl/>
-          <w:cs/>
-          <w:lang w:val="ar_AE" w:bidi="ar_AE"/>
-        </w:rPr>
-        <w:t>٢ بطرس ٣: ٨</w:t>
-      </w:r>
-      <w:r>
-        <w:rPr>
-          <w:rtl/>
-          <w:cs/>
-          <w:lang w:val="ar_AE" w:bidi="ar_AE"/>
-        </w:rPr>
-        <w:t>). على الرغم من أن الله فوق الزمن وهو غير زمني، إلا أن الزمن هو مِن صُنع الله والتاريخ هو مجال عمله. "وَلكِنْ لَمَّا جَاءَ مِلْءُ الزَّمَانِ، أَرْسَلَ اللهُ ابْنَهُ" (</w:t>
-      </w:r>
-      <w:r>
-        <w:rPr>
-          <w:rtl/>
-          <w:cs/>
-          <w:lang w:val="ar_AE" w:bidi="ar_AE"/>
-        </w:rPr>
-        <w:t>غلاطية ٤: ٤</w:t>
-      </w:r>
-      <w:r>
-        <w:rPr>
-          <w:rtl/>
-          <w:cs/>
-          <w:lang w:val="ar_AE" w:bidi="ar_AE"/>
-        </w:rPr>
-        <w:t>)؛ ومات يسوع المسيح يوم الجمعة وقام في اليوم الثالث.</w:t>
+        <w:t xml:space="preserve"> الله إلى ارتقائه فوق الزمن. إنه إله غير زمني وأبدي. ليست له بداية أو نهاية؛ لا يَختبر نموًا، أو تطورًا، أو نضوجًا. إن الله موجودٌ من قَبل خلق العالَم؛ يَسكن الآن في الأبديَّة؛ وسيبقى الإله الأبدي حتى عندما ينتهي التاريخ. يقول الكتابُ المُقدَّس عن الله إنه "أبديٌ" (تثنية ٣٣: ٢٧)، وهو "المَلِك" (١ تيموثاوس ١: ١٧)، وهو "البداية والنهاية" (رؤيا ٢٢: ١٣). هو "ساكنُ الأبدِ" (إشعياء ٥٧: ١٥) وإن "سنواته لن تنتهي" (مزمور ١٠٢: ٢٧؛ قارن مع ٢ بطرس ٣: ٨). على الرغم من أن الله فوق الزمن وهو غير زمني، إلا أن الزمن هو مِن صُنع الله والتاريخ هو مجال عمله. "وَلكِنْ لَمَّا جَاءَ مِلْءُ الزَّمَانِ، أَرْسَلَ اللهُ ابْنَهُ" (غلاطية ٤: ٤)؛ ومات يسوع المسيح يوم الجمعة وقام في اليوم الثالث.</w:t>
       </w:r>
     </w:p>
     <w:p>
@@ -5378,119 +4370,7 @@
           <w:cs/>
           <w:lang w:val="ar_AE" w:bidi="ar_AE"/>
         </w:rPr>
-        <w:t xml:space="preserve"> يُعبِّران عن تجاوزه لحدود المكان. يَملأ اللهُ السماواتِ والأرضَ (</w:t>
-      </w:r>
-      <w:r>
-        <w:rPr>
-          <w:rtl/>
-          <w:cs/>
-          <w:lang w:val="ar_AE" w:bidi="ar_AE"/>
-        </w:rPr>
-        <w:t>إرميا ٢٣: ٢٣، ٢٤</w:t>
-      </w:r>
-      <w:r>
-        <w:rPr>
-          <w:rtl/>
-          <w:cs/>
-          <w:lang w:val="ar_AE" w:bidi="ar_AE"/>
-        </w:rPr>
-        <w:t>). إن السماء هي كُرسيه، والأرض هي موطئ قدميه، لذا فهو ليس محدودًا بالتواجد في هيكلٍ ما (</w:t>
-      </w:r>
-      <w:r>
-        <w:rPr>
-          <w:rtl/>
-          <w:cs/>
-          <w:lang w:val="ar_AE" w:bidi="ar_AE"/>
-        </w:rPr>
-        <w:t>إشعياء ٦٦: ١</w:t>
-      </w:r>
-      <w:r>
-        <w:rPr>
-          <w:rtl/>
-          <w:cs/>
-          <w:lang w:val="ar_AE" w:bidi="ar_AE"/>
-        </w:rPr>
-        <w:t xml:space="preserve">؛ </w:t>
-      </w:r>
-      <w:r>
-        <w:rPr>
-          <w:rtl/>
-          <w:cs/>
-          <w:lang w:val="ar_AE" w:bidi="ar_AE"/>
-        </w:rPr>
-        <w:t>أعمال الرسل ١٧: ٢٤</w:t>
-      </w:r>
-      <w:r>
-        <w:rPr>
-          <w:rtl/>
-          <w:cs/>
-          <w:lang w:val="ar_AE" w:bidi="ar_AE"/>
-        </w:rPr>
-        <w:t>). مع ذلك، يُعد الله مُقتربًا من هذا العالَم ويعمل اللهُ بنشاط فيه ليؤسِّسَ ملكوته. لا يَستطيع أحد أن يَختبئ من الإله الكلي الوجود (</w:t>
-      </w:r>
-      <w:r>
-        <w:rPr>
-          <w:rtl/>
-          <w:cs/>
-          <w:lang w:val="ar_AE" w:bidi="ar_AE"/>
-        </w:rPr>
-        <w:t>مزمور ١٣٩: ٦–١٢</w:t>
-      </w:r>
-      <w:r>
-        <w:rPr>
-          <w:rtl/>
-          <w:cs/>
-          <w:lang w:val="ar_AE" w:bidi="ar_AE"/>
-        </w:rPr>
-        <w:t>). وعدَ يسوع قائلًا: "هَا أَنَا مَعَكُمْ كُلَّ الأَيَّامِ إِلَى انْقِضَاءِ الدَّهْرِ" (</w:t>
-      </w:r>
-      <w:r>
-        <w:rPr>
-          <w:rtl/>
-          <w:cs/>
-          <w:lang w:val="ar_AE" w:bidi="ar_AE"/>
-        </w:rPr>
-        <w:t>متى ٢٨: ٢٠</w:t>
-      </w:r>
-      <w:r>
-        <w:rPr>
-          <w:rtl/>
-          <w:cs/>
-          <w:lang w:val="ar_AE" w:bidi="ar_AE"/>
-        </w:rPr>
-        <w:t>). منذ يوم الخمسين (</w:t>
-      </w:r>
-      <w:r>
-        <w:rPr>
-          <w:rtl/>
-          <w:cs/>
-          <w:lang w:val="ar_AE" w:bidi="ar_AE"/>
-        </w:rPr>
-        <w:t>أعمال الرسل ٢</w:t>
-      </w:r>
-      <w:r>
-        <w:rPr>
-          <w:rtl/>
-          <w:cs/>
-          <w:lang w:val="ar_AE" w:bidi="ar_AE"/>
-        </w:rPr>
-        <w:t xml:space="preserve">)، يُقال عن الروح القُدُس إنه يَسكُن بالفعل في أجساد المؤمنين (١ </w:t>
-      </w:r>
-      <w:r>
-        <w:rPr>
-          <w:rtl/>
-          <w:cs/>
-          <w:lang w:val="ar_AE" w:bidi="ar_AE"/>
-        </w:rPr>
-        <w:t>كورنثوس ٦: ١٩</w:t>
-      </w:r>
-      <w:r>
-        <w:rPr>
-          <w:rtl/>
-          <w:cs/>
-          <w:lang w:val="ar_AE" w:bidi="ar_AE"/>
-        </w:rPr>
-        <w:t>).</w:t>
+        <w:t xml:space="preserve"> يُعبِّران عن تجاوزه لحدود المكان. يَملأ اللهُ السماواتِ والأرضَ (إرميا ٢٣: ٢٣، ٢٤). إن السماء هي كُرسيه، والأرض هي موطئ قدميه، لذا فهو ليس محدودًا بالتواجد في هيكلٍ ما (إشعياء ٦٦: ١؛ أعمال الرسل ١٧: ٢٤). مع ذلك، يُعد الله مُقتربًا من هذا العالَم ويعمل اللهُ بنشاط فيه ليؤسِّسَ ملكوته. لا يَستطيع أحد أن يَختبئ من الإله الكلي الوجود (مزمور ١٣٩: ٦–١٢). وعدَ يسوع قائلًا: "هَا أَنَا مَعَكُمْ كُلَّ الأَيَّامِ إِلَى انْقِضَاءِ الدَّهْرِ" (متى ٢٨: ٢٠). منذ يوم الخمسين (أعمال الرسل ٢)، يُقال عن الروح القُدُس إنه يَسكُن بالفعل في أجساد المؤمنين (١ كورنثوس ٦: ١٩).</w:t>
       </w:r>
     </w:p>
     <w:p>
@@ -5592,119 +4472,7 @@
           <w:cs/>
           <w:lang w:val="ar_AE" w:bidi="ar_AE"/>
         </w:rPr>
-        <w:t xml:space="preserve"> تعني أنه "يَعلَمُ كلَّ شيءٍ" (</w:t>
-      </w:r>
-      <w:r>
-        <w:rPr>
-          <w:rtl/>
-          <w:cs/>
-          <w:lang w:val="ar_AE" w:bidi="ar_AE"/>
-        </w:rPr>
-        <w:t>١ يوحنا ٣: ٢٠</w:t>
-      </w:r>
-      <w:r>
-        <w:rPr>
-          <w:rtl/>
-          <w:cs/>
-          <w:lang w:val="ar_AE" w:bidi="ar_AE"/>
-        </w:rPr>
-        <w:t>). "لأَنَّهُ لَيْسَ كَلِمَةٌ فِي لِسَانِي، إِلاَّ وَأَنْتَ يَا رَبُّ عَرَفْتَهَا كُلَّهَا" (</w:t>
-      </w:r>
-      <w:r>
-        <w:rPr>
-          <w:rtl/>
-          <w:cs/>
-          <w:lang w:val="ar_AE" w:bidi="ar_AE"/>
-        </w:rPr>
-        <w:t>مزمور ١٣٩: ٤</w:t>
-      </w:r>
-      <w:r>
-        <w:rPr>
-          <w:rtl/>
-          <w:cs/>
-          <w:lang w:val="ar_AE" w:bidi="ar_AE"/>
-        </w:rPr>
-        <w:t>)، بما في ذلك الأفكار السِّريَّة الموجودة في قلب الإنسان. إن حُكم الله العادل مُتأصِّلٌ في حقيقة أنه "يَعرِف أفكارَ الإنسان" (</w:t>
-      </w:r>
-      <w:r>
-        <w:rPr>
-          <w:rtl/>
-          <w:cs/>
-          <w:lang w:val="ar_AE" w:bidi="ar_AE"/>
-        </w:rPr>
-        <w:t>مزمور ٩٤: ١١</w:t>
-      </w:r>
-      <w:r>
-        <w:rPr>
-          <w:rtl/>
-          <w:cs/>
-          <w:lang w:val="ar_AE" w:bidi="ar_AE"/>
-        </w:rPr>
-        <w:t>). في إقراره بأن عِلم الله الكُلي لا يُمكن استيعابه، يَجِد كاتب المزمور في ذلك مَصدرًا للتعزية (</w:t>
-      </w:r>
-      <w:r>
-        <w:rPr>
-          <w:rtl/>
-          <w:cs/>
-          <w:lang w:val="ar_AE" w:bidi="ar_AE"/>
-        </w:rPr>
-        <w:t>١٣٩: ١–٥</w:t>
-      </w:r>
-      <w:r>
-        <w:rPr>
-          <w:rtl/>
-          <w:cs/>
-          <w:lang w:val="ar_AE" w:bidi="ar_AE"/>
-        </w:rPr>
-        <w:t>). إن كل "كنوز الحكمة والمعرفة" مُخبَّأة في المسيح (</w:t>
-      </w:r>
-      <w:r>
-        <w:rPr>
-          <w:rtl/>
-          <w:cs/>
-          <w:lang w:val="ar_AE" w:bidi="ar_AE"/>
-        </w:rPr>
-        <w:t>كولوسي ٢: ٣</w:t>
-      </w:r>
-      <w:r>
-        <w:rPr>
-          <w:rtl/>
-          <w:cs/>
-          <w:lang w:val="ar_AE" w:bidi="ar_AE"/>
-        </w:rPr>
-        <w:t>)؛ لذلك، يُطلب من المؤمن أن يَستأسِر كل فِكرٍ لطاعة المسيح (</w:t>
-      </w:r>
-      <w:r>
-        <w:rPr>
-          <w:rtl/>
-          <w:cs/>
-          <w:lang w:val="ar_AE" w:bidi="ar_AE"/>
-        </w:rPr>
-        <w:t>٢ كورنثوس ١٠: ٥</w:t>
-      </w:r>
-      <w:r>
-        <w:rPr>
-          <w:rtl/>
-          <w:cs/>
-          <w:lang w:val="ar_AE" w:bidi="ar_AE"/>
-        </w:rPr>
-        <w:t>). يَتضمَّن التقديسُ المسيحي تجديدًا في المعرفة ليصبح الإنسان أكثر مُشابهةً للمسيح (</w:t>
-      </w:r>
-      <w:r>
-        <w:rPr>
-          <w:rtl/>
-          <w:cs/>
-          <w:lang w:val="ar_AE" w:bidi="ar_AE"/>
-        </w:rPr>
-        <w:t>كولوسي ٣: ١٠</w:t>
-      </w:r>
-      <w:r>
-        <w:rPr>
-          <w:rtl/>
-          <w:cs/>
-          <w:lang w:val="ar_AE" w:bidi="ar_AE"/>
-        </w:rPr>
-        <w:t>).</w:t>
+        <w:t xml:space="preserve"> تعني أنه "يَعلَمُ كلَّ شيءٍ" (١ يوحنا ٣: ٢٠). "لأَنَّهُ لَيْسَ كَلِمَةٌ فِي لِسَانِي، إِلاَّ وَأَنْتَ يَا رَبُّ عَرَفْتَهَا كُلَّهَا" (مزمور ١٣٩: ٤)، بما في ذلك الأفكار السِّريَّة الموجودة في قلب الإنسان. إن حُكم الله العادل مُتأصِّلٌ في حقيقة أنه "يَعرِف أفكارَ الإنسان" (مزمور ٩٤: ١١). في إقراره بأن عِلم الله الكُلي لا يُمكن استيعابه، يَجِد كاتب المزمور في ذلك مَصدرًا للتعزية (١٣٩: ١–٥). إن كل "كنوز الحكمة والمعرفة" مُخبَّأة في المسيح (كولوسي ٢: ٣)؛ لذلك، يُطلب من المؤمن أن يَستأسِر كل فِكرٍ لطاعة المسيح (٢ كورنثوس ١٠: ٥). يَتضمَّن التقديسُ المسيحي تجديدًا في المعرفة ليصبح الإنسان أكثر مُشابهةً للمسيح (كولوسي ٣: ١٠).</w:t>
       </w:r>
     </w:p>
     <w:p>
@@ -5741,183 +4509,7 @@
           <w:cs/>
           <w:lang w:val="ar_AE" w:bidi="ar_AE"/>
         </w:rPr>
-        <w:t xml:space="preserve"> الله إلى أنه يَستخدِم معرفته بأفضل طريقة ممكنة لتحقيق أهدافه. تتنوَّع أعمال الله، لكن جميعها مصنوعة بحكمةٍ (</w:t>
-      </w:r>
-      <w:r>
-        <w:rPr>
-          <w:rtl/>
-          <w:cs/>
-          <w:lang w:val="ar_AE" w:bidi="ar_AE"/>
-        </w:rPr>
-        <w:t>مزمور ١٠٤: ٢٤</w:t>
-      </w:r>
-      <w:r>
-        <w:rPr>
-          <w:rtl/>
-          <w:cs/>
-          <w:lang w:val="ar_AE" w:bidi="ar_AE"/>
-        </w:rPr>
-        <w:t>). "الرَّبُّ بِالْحِكْمَةِ أَسَّسَ الأَرْضَ" (</w:t>
-      </w:r>
-      <w:r>
-        <w:rPr>
-          <w:rtl/>
-          <w:cs/>
-          <w:lang w:val="ar_AE" w:bidi="ar_AE"/>
-        </w:rPr>
-        <w:t>أمثال ٣: ١٩</w:t>
-      </w:r>
-      <w:r>
-        <w:rPr>
-          <w:rtl/>
-          <w:cs/>
-          <w:lang w:val="ar_AE" w:bidi="ar_AE"/>
-        </w:rPr>
-        <w:t>)؛ تُظهِر عنايتُه أيضًا حكمتَه (</w:t>
-      </w:r>
-      <w:r>
-        <w:rPr>
-          <w:rtl/>
-          <w:cs/>
-          <w:lang w:val="ar_AE" w:bidi="ar_AE"/>
-        </w:rPr>
-        <w:t>تكوين ٥٠: ٢٠</w:t>
-      </w:r>
-      <w:r>
-        <w:rPr>
-          <w:rtl/>
-          <w:cs/>
-          <w:lang w:val="ar_AE" w:bidi="ar_AE"/>
-        </w:rPr>
-        <w:t>). يُظهِر الفداءُ الذي مِن خلال يسوع المسيح حكمةَ الله (</w:t>
-      </w:r>
-      <w:r>
-        <w:rPr>
-          <w:rtl/>
-          <w:cs/>
-          <w:lang w:val="ar_AE" w:bidi="ar_AE"/>
-        </w:rPr>
-        <w:t>١ كورنثوس ١: ٢٤</w:t>
-      </w:r>
-      <w:r>
-        <w:rPr>
-          <w:rtl/>
-          <w:cs/>
-          <w:lang w:val="ar_AE" w:bidi="ar_AE"/>
-        </w:rPr>
-        <w:t>) ويُوقظُ المهابة والتسبيح (</w:t>
-      </w:r>
-      <w:r>
-        <w:rPr>
-          <w:rtl/>
-          <w:cs/>
-          <w:lang w:val="ar_AE" w:bidi="ar_AE"/>
-        </w:rPr>
-        <w:t>رومية ١١: ٣٣–٣٦</w:t>
-      </w:r>
-      <w:r>
-        <w:rPr>
-          <w:rtl/>
-          <w:cs/>
-          <w:lang w:val="ar_AE" w:bidi="ar_AE"/>
-        </w:rPr>
-        <w:t>). ينبغي على البشر أن يَطلبوا الحكمةَ (</w:t>
-      </w:r>
-      <w:r>
-        <w:rPr>
-          <w:rtl/>
-          <w:cs/>
-          <w:lang w:val="ar_AE" w:bidi="ar_AE"/>
-        </w:rPr>
-        <w:t>أمثال ٣: ٢١</w:t>
-      </w:r>
-      <w:r>
-        <w:rPr>
-          <w:rtl/>
-          <w:cs/>
-          <w:lang w:val="ar_AE" w:bidi="ar_AE"/>
-        </w:rPr>
-        <w:t>) — تَتأصَّل الحكمة في مخافة الله (</w:t>
-      </w:r>
-      <w:r>
-        <w:rPr>
-          <w:rtl/>
-          <w:cs/>
-          <w:lang w:val="ar_AE" w:bidi="ar_AE"/>
-        </w:rPr>
-        <w:t>أيوب ٢٨: ٢٨</w:t>
-      </w:r>
-      <w:r>
-        <w:rPr>
-          <w:rtl/>
-          <w:cs/>
-          <w:lang w:val="ar_AE" w:bidi="ar_AE"/>
-        </w:rPr>
-        <w:t xml:space="preserve">؛ </w:t>
-      </w:r>
-      <w:r>
-        <w:rPr>
-          <w:rtl/>
-          <w:cs/>
-          <w:lang w:val="ar_AE" w:bidi="ar_AE"/>
-        </w:rPr>
-        <w:t>مزمور ١١١: ١٠</w:t>
-      </w:r>
-      <w:r>
-        <w:rPr>
-          <w:rtl/>
-          <w:cs/>
-          <w:lang w:val="ar_AE" w:bidi="ar_AE"/>
-        </w:rPr>
-        <w:t xml:space="preserve">؛ </w:t>
-      </w:r>
-      <w:r>
-        <w:rPr>
-          <w:rtl/>
-          <w:cs/>
-          <w:lang w:val="ar_AE" w:bidi="ar_AE"/>
-        </w:rPr>
-        <w:t>أمثال ٩: ١٠</w:t>
-      </w:r>
-      <w:r>
-        <w:rPr>
-          <w:rtl/>
-          <w:cs/>
-          <w:lang w:val="ar_AE" w:bidi="ar_AE"/>
-        </w:rPr>
-        <w:t>). يُذَكر عن المؤمنين أنهم "حكماء في المسيح" (</w:t>
-      </w:r>
-      <w:r>
-        <w:rPr>
-          <w:rtl/>
-          <w:cs/>
-          <w:lang w:val="ar_AE" w:bidi="ar_AE"/>
-        </w:rPr>
-        <w:t>١ كورنثوس ٤: ١٠</w:t>
-      </w:r>
-      <w:r>
-        <w:rPr>
-          <w:rtl/>
-          <w:cs/>
-          <w:lang w:val="ar_AE" w:bidi="ar_AE"/>
-        </w:rPr>
-        <w:t>)، ويُطالبهم المسيحُ بأن يَتصرّفوا بحكمة (</w:t>
-      </w:r>
-      <w:r>
-        <w:rPr>
-          <w:rtl/>
-          <w:cs/>
-          <w:lang w:val="ar_AE" w:bidi="ar_AE"/>
-        </w:rPr>
-        <w:t>متى ١٠: ١٦</w:t>
-      </w:r>
-      <w:r>
-        <w:rPr>
-          <w:rtl/>
-          <w:cs/>
-          <w:lang w:val="ar_AE" w:bidi="ar_AE"/>
-        </w:rPr>
-        <w:t>)، مُتمثِّلين في ذلك بحكمة الله.</w:t>
+        <w:t xml:space="preserve"> الله إلى أنه يَستخدِم معرفته بأفضل طريقة ممكنة لتحقيق أهدافه. تتنوَّع أعمال الله، لكن جميعها مصنوعة بحكمةٍ (مزمور ١٠٤: ٢٤). "الرَّبُّ بِالْحِكْمَةِ أَسَّسَ الأَرْضَ" (أمثال ٣: ١٩)؛ تُظهِر عنايتُه أيضًا حكمتَه (تكوين ٥٠: ٢٠). يُظهِر الفداءُ الذي مِن خلال يسوع المسيح حكمةَ الله (١ كورنثوس ١: ٢٤) ويُوقظُ المهابة والتسبيح (رومية ١١: ٣٣–٣٦). ينبغي على البشر أن يَطلبوا الحكمةَ (أمثال ٣: ٢١) — تَتأصَّل الحكمة في مخافة الله (أيوب ٢٨: ٢٨؛ مزمور ١١١: ١٠؛ أمثال ٩: ١٠). يُذَكر عن المؤمنين أنهم "حكماء في المسيح" (١ كورنثوس ٤: ١٠)، ويُطالبهم المسيحُ بأن يَتصرّفوا بحكمة (متى ١٠: ١٦)، مُتمثِّلين في ذلك بحكمة الله.</w:t>
       </w:r>
     </w:p>
     <w:p>
@@ -5954,71 +4546,7 @@
           <w:cs/>
           <w:lang w:val="ar_AE" w:bidi="ar_AE"/>
         </w:rPr>
-        <w:t xml:space="preserve"> الله عن صِدقه وأمانته. هو الحق وهو أمين نحو ذاته، ونحو كلمته، ونحو وعوده (</w:t>
-      </w:r>
-      <w:r>
-        <w:rPr>
-          <w:rtl/>
-          <w:cs/>
-          <w:lang w:val="ar_AE" w:bidi="ar_AE"/>
-        </w:rPr>
-        <w:t>٢ تيموثاوس ٢: ١٣</w:t>
-      </w:r>
-      <w:r>
-        <w:rPr>
-          <w:rtl/>
-          <w:cs/>
-          <w:lang w:val="ar_AE" w:bidi="ar_AE"/>
-        </w:rPr>
-        <w:t>). "إِنَّ اللهَ نُورٌ وَلَيْسَ فِيهِ ظُلْمَةٌ الْبَتَّةَ" (</w:t>
-      </w:r>
-      <w:r>
-        <w:rPr>
-          <w:rtl/>
-          <w:cs/>
-          <w:lang w:val="ar_AE" w:bidi="ar_AE"/>
-        </w:rPr>
-        <w:t>١ يوحنا ١: ٥</w:t>
-      </w:r>
-      <w:r>
-        <w:rPr>
-          <w:rtl/>
-          <w:cs/>
-          <w:lang w:val="ar_AE" w:bidi="ar_AE"/>
-        </w:rPr>
-        <w:t xml:space="preserve">)؛ لذلك، ينبغي على أتباعه أن يسلكوا في النَّور (آية </w:t>
-      </w:r>
-      <w:r>
-        <w:rPr>
-          <w:rtl/>
-          <w:cs/>
-          <w:lang w:val="ar_AE" w:bidi="ar_AE"/>
-        </w:rPr>
-        <w:t>٦، ٧</w:t>
-      </w:r>
-      <w:r>
-        <w:rPr>
-          <w:rtl/>
-          <w:cs/>
-          <w:lang w:val="ar_AE" w:bidi="ar_AE"/>
-        </w:rPr>
-        <w:t>). إن يسوع هو "الطريقُ والحقُ والحياةُ" (</w:t>
-      </w:r>
-      <w:r>
-        <w:rPr>
-          <w:rtl/>
-          <w:cs/>
-          <w:lang w:val="ar_AE" w:bidi="ar_AE"/>
-        </w:rPr>
-        <w:t>يوحنا ١٤: ٦</w:t>
-      </w:r>
-      <w:r>
-        <w:rPr>
-          <w:rtl/>
-          <w:cs/>
-          <w:lang w:val="ar_AE" w:bidi="ar_AE"/>
-        </w:rPr>
-        <w:t>)؛ ومن ثمَّ، ينبغي على المؤمنين أن يسلكوا في الحق ويُظهروا الأمانة في حياتهم.</w:t>
+        <w:t xml:space="preserve"> الله عن صِدقه وأمانته. هو الحق وهو أمين نحو ذاته، ونحو كلمته، ونحو وعوده (٢ تيموثاوس ٢: ١٣). "إِنَّ اللهَ نُورٌ وَلَيْسَ فِيهِ ظُلْمَةٌ الْبَتَّةَ" (١ يوحنا ١: ٥)؛ لذلك، ينبغي على أتباعه أن يسلكوا في النَّور (آية ٦، ٧). إن يسوع هو "الطريقُ والحقُ والحياةُ" (يوحنا ١٤: ٦)؛ ومن ثمَّ، ينبغي على المؤمنين أن يسلكوا في الحق ويُظهروا الأمانة في حياتهم.</w:t>
       </w:r>
     </w:p>
     <w:p>
@@ -6069,199 +4597,7 @@
           <w:cs/>
           <w:lang w:val="ar_AE" w:bidi="ar_AE"/>
         </w:rPr>
-        <w:t xml:space="preserve"> يتعامل اللهُ بالإحسان واللُطف مع جميع مخلوقاته. فهو "صالحٌ للكُلِّ" (</w:t>
-      </w:r>
-      <w:r>
-        <w:rPr>
-          <w:rtl/>
-          <w:cs/>
-          <w:lang w:val="ar_AE" w:bidi="ar_AE"/>
-        </w:rPr>
-        <w:t>مزمور ١٤٥: ٩</w:t>
-      </w:r>
-      <w:r>
-        <w:rPr>
-          <w:rtl/>
-          <w:cs/>
-          <w:lang w:val="ar_AE" w:bidi="ar_AE"/>
-        </w:rPr>
-        <w:t>). أصرَّ يسوع على أنه "ليس أحد صالحًا إلا واحدٌ وهو الله" (</w:t>
-      </w:r>
-      <w:r>
-        <w:rPr>
-          <w:rtl/>
-          <w:cs/>
-          <w:lang w:val="ar_AE" w:bidi="ar_AE"/>
-        </w:rPr>
-        <w:t>مرقس ١٠: ١٨</w:t>
-      </w:r>
-      <w:r>
-        <w:rPr>
-          <w:rtl/>
-          <w:cs/>
-          <w:lang w:val="ar_AE" w:bidi="ar_AE"/>
-        </w:rPr>
-        <w:t xml:space="preserve">؛ </w:t>
-      </w:r>
-      <w:r>
-        <w:rPr>
-          <w:rtl/>
-          <w:cs/>
-          <w:lang w:val="ar_AE" w:bidi="ar_AE"/>
-        </w:rPr>
-        <w:t>لوقا ١٨: ١٩</w:t>
-      </w:r>
-      <w:r>
-        <w:rPr>
-          <w:rtl/>
-          <w:cs/>
-          <w:lang w:val="ar_AE" w:bidi="ar_AE"/>
-        </w:rPr>
-        <w:t>). يُسبِّح المَفديون اللهَ على صلاحه (</w:t>
-      </w:r>
-      <w:r>
-        <w:rPr>
-          <w:rtl/>
-          <w:cs/>
-          <w:lang w:val="ar_AE" w:bidi="ar_AE"/>
-        </w:rPr>
-        <w:t>١ أخبار الأيام ١٦: ٣٤</w:t>
-      </w:r>
-      <w:r>
-        <w:rPr>
-          <w:rtl/>
-          <w:cs/>
-          <w:lang w:val="ar_AE" w:bidi="ar_AE"/>
-        </w:rPr>
-        <w:t xml:space="preserve">؛ </w:t>
-      </w:r>
-      <w:r>
-        <w:rPr>
-          <w:rtl/>
-          <w:cs/>
-          <w:lang w:val="ar_AE" w:bidi="ar_AE"/>
-        </w:rPr>
-        <w:t>٢ أخبار الأيام ٥: ١٣</w:t>
-      </w:r>
-      <w:r>
-        <w:rPr>
-          <w:rtl/>
-          <w:cs/>
-          <w:lang w:val="ar_AE" w:bidi="ar_AE"/>
-        </w:rPr>
-        <w:t xml:space="preserve">؛ </w:t>
-      </w:r>
-      <w:r>
-        <w:rPr>
-          <w:rtl/>
-          <w:cs/>
-          <w:lang w:val="ar_AE" w:bidi="ar_AE"/>
-        </w:rPr>
-        <w:t>مزمور ١٠٦: ١</w:t>
-      </w:r>
-      <w:r>
-        <w:rPr>
-          <w:rtl/>
-          <w:cs/>
-          <w:lang w:val="ar_AE" w:bidi="ar_AE"/>
-        </w:rPr>
-        <w:t xml:space="preserve">؛ </w:t>
-      </w:r>
-      <w:r>
-        <w:rPr>
-          <w:rtl/>
-          <w:cs/>
-          <w:lang w:val="ar_AE" w:bidi="ar_AE"/>
-        </w:rPr>
-        <w:t>١٠٧: ١</w:t>
-      </w:r>
-      <w:r>
-        <w:rPr>
-          <w:rtl/>
-          <w:cs/>
-          <w:lang w:val="ar_AE" w:bidi="ar_AE"/>
-        </w:rPr>
-        <w:t xml:space="preserve">؛ </w:t>
-      </w:r>
-      <w:r>
-        <w:rPr>
-          <w:rtl/>
-          <w:cs/>
-          <w:lang w:val="ar_AE" w:bidi="ar_AE"/>
-        </w:rPr>
-        <w:t>١١٨: ١</w:t>
-      </w:r>
-      <w:r>
-        <w:rPr>
-          <w:rtl/>
-          <w:cs/>
-          <w:lang w:val="ar_AE" w:bidi="ar_AE"/>
-        </w:rPr>
-        <w:t xml:space="preserve">؛ </w:t>
-      </w:r>
-      <w:r>
-        <w:rPr>
-          <w:rtl/>
-          <w:cs/>
-          <w:lang w:val="ar_AE" w:bidi="ar_AE"/>
-        </w:rPr>
-        <w:t>١٣٦: ١</w:t>
-      </w:r>
-      <w:r>
-        <w:rPr>
-          <w:rtl/>
-          <w:cs/>
-          <w:lang w:val="ar_AE" w:bidi="ar_AE"/>
-        </w:rPr>
-        <w:t xml:space="preserve">؛ </w:t>
-      </w:r>
-      <w:r>
-        <w:rPr>
-          <w:rtl/>
-          <w:cs/>
-          <w:lang w:val="ar_AE" w:bidi="ar_AE"/>
-        </w:rPr>
-        <w:t>إرميا ٣٣: ١١</w:t>
-      </w:r>
-      <w:r>
-        <w:rPr>
-          <w:rtl/>
-          <w:cs/>
-          <w:lang w:val="ar_AE" w:bidi="ar_AE"/>
-        </w:rPr>
-        <w:t>) ويُطالَبون بأن يَتمثَّلوا بهذه الصفة الإلهيَّة (</w:t>
-      </w:r>
-      <w:r>
-        <w:rPr>
-          <w:rtl/>
-          <w:cs/>
-          <w:lang w:val="ar_AE" w:bidi="ar_AE"/>
-        </w:rPr>
-        <w:t>متى ٥: ٤٥</w:t>
-      </w:r>
-      <w:r>
-        <w:rPr>
-          <w:rtl/>
-          <w:cs/>
-          <w:lang w:val="ar_AE" w:bidi="ar_AE"/>
-        </w:rPr>
-        <w:t xml:space="preserve">؛ </w:t>
-      </w:r>
-      <w:r>
-        <w:rPr>
-          <w:rtl/>
-          <w:cs/>
-          <w:lang w:val="ar_AE" w:bidi="ar_AE"/>
-        </w:rPr>
-        <w:t>لوقا ٦: ٢٧–٣٦</w:t>
-      </w:r>
-      <w:r>
-        <w:rPr>
-          <w:rtl/>
-          <w:cs/>
-          <w:lang w:val="ar_AE" w:bidi="ar_AE"/>
-        </w:rPr>
-        <w:t>).</w:t>
+        <w:t xml:space="preserve"> يتعامل اللهُ بالإحسان واللُطف مع جميع مخلوقاته. فهو "صالحٌ للكُلِّ" (مزمور ١٤٥: ٩). أصرَّ يسوع على أنه "ليس أحد صالحًا إلا واحدٌ وهو الله" (مرقس ١٠: ١٨؛ لوقا ١٨: ١٩). يُسبِّح المَفديون اللهَ على صلاحه (١ أخبار الأيام ١٦: ٣٤؛ ٢ أخبار الأيام ٥: ١٣؛ مزمور ١٠٦: ١؛ ١٠٧: ١؛ ١١٨: ١؛ ١٣٦: ١؛ إرميا ٣٣: ١١) ويُطالَبون بأن يَتمثَّلوا بهذه الصفة الإلهيَّة (متى ٥: ٤٥؛ لوقا ٦: ٢٧–٣٦).</w:t>
       </w:r>
     </w:p>
     <w:p>
@@ -6298,87 +4634,7 @@
           <w:cs/>
           <w:lang w:val="ar_AE" w:bidi="ar_AE"/>
         </w:rPr>
-        <w:t xml:space="preserve"> الله هي نبض قلب رسالة الإنجيل. تَتدفَّق المحبة الكاملة بين أقانيم الثالوث (</w:t>
-      </w:r>
-      <w:r>
-        <w:rPr>
-          <w:rtl/>
-          <w:cs/>
-          <w:lang w:val="ar_AE" w:bidi="ar_AE"/>
-        </w:rPr>
-        <w:t>يوحنا ٣: ٣٥</w:t>
-      </w:r>
-      <w:r>
-        <w:rPr>
-          <w:rtl/>
-          <w:cs/>
-          <w:lang w:val="ar_AE" w:bidi="ar_AE"/>
-        </w:rPr>
-        <w:t xml:space="preserve">؛ </w:t>
-      </w:r>
-      <w:r>
-        <w:rPr>
-          <w:rtl/>
-          <w:cs/>
-          <w:lang w:val="ar_AE" w:bidi="ar_AE"/>
-        </w:rPr>
-        <w:t>١٧: ٢٤</w:t>
-      </w:r>
-      <w:r>
-        <w:rPr>
-          <w:rtl/>
-          <w:cs/>
-          <w:lang w:val="ar_AE" w:bidi="ar_AE"/>
-        </w:rPr>
-        <w:t>). أعلنَ اللهُ عن نفسه في سيناء بأنه كثير الإحسان [المحبة المُخْلِصة] والوفاء (</w:t>
-      </w:r>
-      <w:r>
-        <w:rPr>
-          <w:rtl/>
-          <w:cs/>
-          <w:lang w:val="ar_AE" w:bidi="ar_AE"/>
-        </w:rPr>
-        <w:t>خروج ٣٤: ٦، ٧</w:t>
-      </w:r>
-      <w:r>
-        <w:rPr>
-          <w:rtl/>
-          <w:cs/>
-          <w:lang w:val="ar_AE" w:bidi="ar_AE"/>
-        </w:rPr>
-        <w:t>)، وأظهرتْ جميعُ علاقاته العهديَّة مع نسل إبراهيم محبتَه المُخْلِصة، إن الاظهار الرئيسي لمحبة الله يتمثَّل في إرسال ابنه، يسوع المسيح، (</w:t>
-      </w:r>
-      <w:r>
-        <w:rPr>
-          <w:rtl/>
-          <w:cs/>
-          <w:lang w:val="ar_AE" w:bidi="ar_AE"/>
-        </w:rPr>
-        <w:t>يوحنا ٣: ١٦</w:t>
-      </w:r>
-      <w:r>
-        <w:rPr>
-          <w:rtl/>
-          <w:cs/>
-          <w:lang w:val="ar_AE" w:bidi="ar_AE"/>
-        </w:rPr>
-        <w:t>). إن الرَّسولَ يوحنا، الذي أعلنَ أن "الله محبة،" أشار إلى الصليب ليُشير إلى ما تعنيه هذه المحبة حقًا: "هُوَ أَحَبَّنَا، وَأَرْسَلَ ابْنَهُ كَفَّارَةً لِخَطَايَانَا" (</w:t>
-      </w:r>
-      <w:r>
-        <w:rPr>
-          <w:rtl/>
-          <w:cs/>
-          <w:lang w:val="ar_AE" w:bidi="ar_AE"/>
-        </w:rPr>
-        <w:t>١ يوحنا ٤: ٨، ١٠</w:t>
-      </w:r>
-      <w:r>
-        <w:rPr>
-          <w:rtl/>
-          <w:cs/>
-          <w:lang w:val="ar_AE" w:bidi="ar_AE"/>
-        </w:rPr>
-        <w:t>).</w:t>
+        <w:t xml:space="preserve"> الله هي نبض قلب رسالة الإنجيل. تَتدفَّق المحبة الكاملة بين أقانيم الثالوث (يوحنا ٣: ٣٥؛ ١٧: ٢٤). أعلنَ اللهُ عن نفسه في سيناء بأنه كثير الإحسان [المحبة المُخْلِصة] والوفاء (خروج ٣٤: ٦، ٧)، وأظهرتْ جميعُ علاقاته العهديَّة مع نسل إبراهيم محبتَه المُخْلِصة، إن الاظهار الرئيسي لمحبة الله يتمثَّل في إرسال ابنه، يسوع المسيح، (يوحنا ٣: ١٦). إن الرَّسولَ يوحنا، الذي أعلنَ أن "الله محبة،" أشار إلى الصليب ليُشير إلى ما تعنيه هذه المحبة حقًا: "هُوَ أَحَبَّنَا، وَأَرْسَلَ ابْنَهُ كَفَّارَةً لِخَطَايَانَا" (١ يوحنا ٤: ٨، ١٠).</w:t>
       </w:r>
     </w:p>
     <w:p>
@@ -6415,55 +4671,7 @@
           <w:cs/>
           <w:lang w:val="ar_AE" w:bidi="ar_AE"/>
         </w:rPr>
-        <w:t>ٌ (</w:t>
-      </w:r>
-      <w:r>
-        <w:rPr>
-          <w:rtl/>
-          <w:cs/>
-          <w:lang w:val="ar_AE" w:bidi="ar_AE"/>
-        </w:rPr>
-        <w:t>أفسس ١: ٦–٨</w:t>
-      </w:r>
-      <w:r>
-        <w:rPr>
-          <w:rtl/>
-          <w:cs/>
-          <w:lang w:val="ar_AE" w:bidi="ar_AE"/>
-        </w:rPr>
-        <w:t xml:space="preserve">؛ </w:t>
-      </w:r>
-      <w:r>
-        <w:rPr>
-          <w:rtl/>
-          <w:cs/>
-          <w:lang w:val="ar_AE" w:bidi="ar_AE"/>
-        </w:rPr>
-        <w:t>٢: ٧–٩</w:t>
-      </w:r>
-      <w:r>
-        <w:rPr>
-          <w:rtl/>
-          <w:cs/>
-          <w:lang w:val="ar_AE" w:bidi="ar_AE"/>
-        </w:rPr>
-        <w:t xml:space="preserve">؛ </w:t>
-      </w:r>
-      <w:r>
-        <w:rPr>
-          <w:rtl/>
-          <w:cs/>
-          <w:lang w:val="ar_AE" w:bidi="ar_AE"/>
-        </w:rPr>
-        <w:t>تيطس ٣: ٤</w:t>
-      </w:r>
-      <w:r>
-        <w:rPr>
-          <w:rtl/>
-          <w:cs/>
-          <w:lang w:val="ar_AE" w:bidi="ar_AE"/>
-        </w:rPr>
-        <w:t xml:space="preserve">). إن </w:t>
+        <w:t xml:space="preserve">ٌ (أفسس ١: ٦–٨؛ ٢: ٧–٩؛ تيطس ٣: ٤). إن </w:t>
       </w:r>
       <w:r>
         <w:rPr>
@@ -6534,231 +4742,7 @@
           <w:cs/>
           <w:lang w:val="ar_AE" w:bidi="ar_AE"/>
         </w:rPr>
-        <w:t xml:space="preserve"> الله طهارتَه الأخلاقيَّة وسُموَّه. يَنطبقُ وصفُ يسوع بالقداسة على كل أقانيم الثالوث: "قُدُّوسٌ بِلاَ شَرّ وَلاَ دَنَسٍ، قَدِ انْفَصَلَ عَنِ الْخُطَاةِ وَصَارَ أَعْلَى مِنَ السَّمَاوَاتِ" (</w:t>
-      </w:r>
-      <w:r>
-        <w:rPr>
-          <w:rtl/>
-          <w:cs/>
-          <w:lang w:val="ar_AE" w:bidi="ar_AE"/>
-        </w:rPr>
-        <w:t>عبرانيين ٧: ٢٦</w:t>
-      </w:r>
-      <w:r>
-        <w:rPr>
-          <w:rtl/>
-          <w:cs/>
-          <w:lang w:val="ar_AE" w:bidi="ar_AE"/>
-        </w:rPr>
-        <w:t>). إن الفكرة الجوهريَّة في القداسة هي أن يكون الشخص منفصلًا أو مُخصَّصًا. بسبب قداسته المُتأصلة فيه، يَتميَّز الله عن كل شيء نجس أو غير مُقدَّس. إن الله وحده قدوس؛ اسمه قدوس، وهو يَحمل اسم "القدوس" (</w:t>
-      </w:r>
-      <w:r>
-        <w:rPr>
-          <w:rtl/>
-          <w:cs/>
-          <w:lang w:val="ar_AE" w:bidi="ar_AE"/>
-        </w:rPr>
-        <w:t>مزمور ٧٨: ٤١</w:t>
-      </w:r>
-      <w:r>
-        <w:rPr>
-          <w:rtl/>
-          <w:cs/>
-          <w:lang w:val="ar_AE" w:bidi="ar_AE"/>
-        </w:rPr>
-        <w:t xml:space="preserve">؛ </w:t>
-      </w:r>
-      <w:r>
-        <w:rPr>
-          <w:rtl/>
-          <w:cs/>
-          <w:lang w:val="ar_AE" w:bidi="ar_AE"/>
-        </w:rPr>
-        <w:t>٨٩: ١٨</w:t>
-      </w:r>
-      <w:r>
-        <w:rPr>
-          <w:rtl/>
-          <w:cs/>
-          <w:lang w:val="ar_AE" w:bidi="ar_AE"/>
-        </w:rPr>
-        <w:t xml:space="preserve">؛ </w:t>
-      </w:r>
-      <w:r>
-        <w:rPr>
-          <w:rtl/>
-          <w:cs/>
-          <w:lang w:val="ar_AE" w:bidi="ar_AE"/>
-        </w:rPr>
-        <w:t>٩٩: ٣، ٩</w:t>
-      </w:r>
-      <w:r>
-        <w:rPr>
-          <w:rtl/>
-          <w:cs/>
-          <w:lang w:val="ar_AE" w:bidi="ar_AE"/>
-        </w:rPr>
-        <w:t xml:space="preserve">؛ </w:t>
-      </w:r>
-      <w:r>
-        <w:rPr>
-          <w:rtl/>
-          <w:cs/>
-          <w:lang w:val="ar_AE" w:bidi="ar_AE"/>
-        </w:rPr>
-        <w:t>١١١: ٩</w:t>
-      </w:r>
-      <w:r>
-        <w:rPr>
-          <w:rtl/>
-          <w:cs/>
-          <w:lang w:val="ar_AE" w:bidi="ar_AE"/>
-        </w:rPr>
-        <w:t xml:space="preserve">؛ </w:t>
-      </w:r>
-      <w:r>
-        <w:rPr>
-          <w:rtl/>
-          <w:cs/>
-          <w:lang w:val="ar_AE" w:bidi="ar_AE"/>
-        </w:rPr>
-        <w:t>إشعياء ١٢: ٦</w:t>
-      </w:r>
-      <w:r>
-        <w:rPr>
-          <w:rtl/>
-          <w:cs/>
-          <w:lang w:val="ar_AE" w:bidi="ar_AE"/>
-        </w:rPr>
-        <w:t xml:space="preserve">؛ </w:t>
-      </w:r>
-      <w:r>
-        <w:rPr>
-          <w:rtl/>
-          <w:cs/>
-          <w:lang w:val="ar_AE" w:bidi="ar_AE"/>
-        </w:rPr>
-        <w:t>إرميا ٥١: ٥</w:t>
-      </w:r>
-      <w:r>
-        <w:rPr>
-          <w:rtl/>
-          <w:cs/>
-          <w:lang w:val="ar_AE" w:bidi="ar_AE"/>
-        </w:rPr>
-        <w:t xml:space="preserve">؛ </w:t>
-      </w:r>
-      <w:r>
-        <w:rPr>
-          <w:rtl/>
-          <w:cs/>
-          <w:lang w:val="ar_AE" w:bidi="ar_AE"/>
-        </w:rPr>
-        <w:t>رؤيا ١٥: ٤</w:t>
-      </w:r>
-      <w:r>
-        <w:rPr>
-          <w:rtl/>
-          <w:cs/>
-          <w:lang w:val="ar_AE" w:bidi="ar_AE"/>
-        </w:rPr>
-        <w:t>). تُسبِّح الملائكة قداسة الله (</w:t>
-      </w:r>
-      <w:r>
-        <w:rPr>
-          <w:rtl/>
-          <w:cs/>
-          <w:lang w:val="ar_AE" w:bidi="ar_AE"/>
-        </w:rPr>
-        <w:t>إشعياء ٦: ٣</w:t>
-      </w:r>
-      <w:r>
-        <w:rPr>
-          <w:rtl/>
-          <w:cs/>
-          <w:lang w:val="ar_AE" w:bidi="ar_AE"/>
-        </w:rPr>
-        <w:t xml:space="preserve">؛ </w:t>
-      </w:r>
-      <w:r>
-        <w:rPr>
-          <w:rtl/>
-          <w:cs/>
-          <w:lang w:val="ar_AE" w:bidi="ar_AE"/>
-        </w:rPr>
-        <w:t>رؤيا ٤: ٨</w:t>
-      </w:r>
-      <w:r>
-        <w:rPr>
-          <w:rtl/>
-          <w:cs/>
-          <w:lang w:val="ar_AE" w:bidi="ar_AE"/>
-        </w:rPr>
-        <w:t>). تُدعى الأشياء، والأماكن، والأشخاص مُقدَّسين عندما يُخصَّصون لأجل عبادة الله. بما أن الله قدوس، فإن شعبه مَدعوون إلى القداسة (</w:t>
-      </w:r>
-      <w:r>
-        <w:rPr>
-          <w:rtl/>
-          <w:cs/>
-          <w:lang w:val="ar_AE" w:bidi="ar_AE"/>
-        </w:rPr>
-        <w:t>لاويين ١١: ٤٤، ٤٥</w:t>
-      </w:r>
-      <w:r>
-        <w:rPr>
-          <w:rtl/>
-          <w:cs/>
-          <w:lang w:val="ar_AE" w:bidi="ar_AE"/>
-        </w:rPr>
-        <w:t xml:space="preserve">؛ </w:t>
-      </w:r>
-      <w:r>
-        <w:rPr>
-          <w:rtl/>
-          <w:cs/>
-          <w:lang w:val="ar_AE" w:bidi="ar_AE"/>
-        </w:rPr>
-        <w:t>١٩: ٢</w:t>
-      </w:r>
-      <w:r>
-        <w:rPr>
-          <w:rtl/>
-          <w:cs/>
-          <w:lang w:val="ar_AE" w:bidi="ar_AE"/>
-        </w:rPr>
-        <w:t xml:space="preserve">؛ </w:t>
-      </w:r>
-      <w:r>
-        <w:rPr>
-          <w:rtl/>
-          <w:cs/>
-          <w:lang w:val="ar_AE" w:bidi="ar_AE"/>
-        </w:rPr>
-        <w:t>١ بطرس ١: ١٤، ١٥</w:t>
-      </w:r>
-      <w:r>
-        <w:rPr>
-          <w:rtl/>
-          <w:cs/>
-          <w:lang w:val="ar_AE" w:bidi="ar_AE"/>
-        </w:rPr>
-        <w:t>). إن تأديب الله لشعبه يَهدف إلى جعلهم يَشتركون في قداسته (</w:t>
-      </w:r>
-      <w:r>
-        <w:rPr>
-          <w:rtl/>
-          <w:cs/>
-          <w:lang w:val="ar_AE" w:bidi="ar_AE"/>
-        </w:rPr>
-        <w:t>عبرانيين ١٢: ١٠</w:t>
-      </w:r>
-      <w:r>
-        <w:rPr>
-          <w:rtl/>
-          <w:cs/>
-          <w:lang w:val="ar_AE" w:bidi="ar_AE"/>
-        </w:rPr>
-        <w:t>). إن قداسة الله بارزةٌ للغاية في الكتاب المُقدَّس إلى درجة أن البعض (عن طريق الخطأ) اعتبروها الصفة الرئيسيَّة في طبيعة الله.</w:t>
+        <w:t xml:space="preserve"> الله طهارتَه الأخلاقيَّة وسُموَّه. يَنطبقُ وصفُ يسوع بالقداسة على كل أقانيم الثالوث: "قُدُّوسٌ بِلاَ شَرّ وَلاَ دَنَسٍ، قَدِ انْفَصَلَ عَنِ الْخُطَاةِ وَصَارَ أَعْلَى مِنَ السَّمَاوَاتِ" (عبرانيين ٧: ٢٦). إن الفكرة الجوهريَّة في القداسة هي أن يكون الشخص منفصلًا أو مُخصَّصًا. بسبب قداسته المُتأصلة فيه، يَتميَّز الله عن كل شيء نجس أو غير مُقدَّس. إن الله وحده قدوس؛ اسمه قدوس، وهو يَحمل اسم "القدوس" (مزمور ٧٨: ٤١؛ ٨٩: ١٨؛ ٩٩: ٣، ٩؛ ١١١: ٩؛ إشعياء ١٢: ٦؛ إرميا ٥١: ٥؛ رؤيا ١٥: ٤). تُسبِّح الملائكة قداسة الله (إشعياء ٦: ٣؛ رؤيا ٤: ٨). تُدعى الأشياء، والأماكن، والأشخاص مُقدَّسين عندما يُخصَّصون لأجل عبادة الله. بما أن الله قدوس، فإن شعبه مَدعوون إلى القداسة (لاويين ١١: ٤٤، ٤٥؛ ١٩: ٢؛ ١ بطرس ١: ١٤، ١٥). إن تأديب الله لشعبه يَهدف إلى جعلهم يَشتركون في قداسته (عبرانيين ١٢: ١٠). إن قداسة الله بارزةٌ للغاية في الكتاب المُقدَّس إلى درجة أن البعض (عن طريق الخطأ) اعتبروها الصفة الرئيسيَّة في طبيعة الله.</w:t>
       </w:r>
     </w:p>
     <w:p>
@@ -6809,103 +4793,7 @@
           <w:cs/>
           <w:lang w:val="ar_AE" w:bidi="ar_AE"/>
         </w:rPr>
-        <w:t xml:space="preserve"> الله إلى السُلطان الإلهي الذي يَحكُم به الخليقة كُلها وفي مَسرته السياديَّة يَصنعُ ما يشاء. إن الله هو المَلِك على الخليقة كلها، وهو يَحكِم أقدار البشر والشعوب. يَستعيد الله ملكوته من خلال يسوع المسيح؛ أعلنَ الرَّب القائم من الموت أنه دُفعَ إليه كل سُلطان في السماء وعلى الأرض (</w:t>
-      </w:r>
-      <w:r>
-        <w:rPr>
-          <w:rtl/>
-          <w:cs/>
-          <w:lang w:val="ar_AE" w:bidi="ar_AE"/>
-        </w:rPr>
-        <w:t>متى ٢٨: ١٨</w:t>
-      </w:r>
-      <w:r>
-        <w:rPr>
-          <w:rtl/>
-          <w:cs/>
-          <w:lang w:val="ar_AE" w:bidi="ar_AE"/>
-        </w:rPr>
-        <w:t>). إن الاختيار للخلاص في المسيح هو "حَسَبَ قَصْدِ الَّذِي يَعْمَلُ كُلَّ شَيْءٍ حَسَبَ رَأْيِ مَشِيئَتِهِ" (</w:t>
-      </w:r>
-      <w:r>
-        <w:rPr>
-          <w:rtl/>
-          <w:cs/>
-          <w:lang w:val="ar_AE" w:bidi="ar_AE"/>
-        </w:rPr>
-        <w:t>أفسس ١: ١١</w:t>
-      </w:r>
-      <w:r>
-        <w:rPr>
-          <w:rtl/>
-          <w:cs/>
-          <w:lang w:val="ar_AE" w:bidi="ar_AE"/>
-        </w:rPr>
-        <w:t>). إن إرادة الله السياديَّة، على الرغم من أنها حُرة، إلا أنها ليست مُستبدة؛ إنها إرادة بارَّة ومُقدَّسة. لقد خلقَ العالَمَ وأعطى شريعته ناموسًا لحياة شعبه؛ يَقطع اللهُ العهد، ويُبارك، ويَحكُم. إن الله هو"مَلِكُ الْمُلُوكِ وَرَبُّ الأَرْبَابِ" (</w:t>
-      </w:r>
-      <w:r>
-        <w:rPr>
-          <w:rtl/>
-          <w:cs/>
-          <w:lang w:val="ar_AE" w:bidi="ar_AE"/>
-        </w:rPr>
-        <w:t>١ تيموثاوس ٦: ١٥</w:t>
-      </w:r>
-      <w:r>
-        <w:rPr>
-          <w:rtl/>
-          <w:cs/>
-          <w:lang w:val="ar_AE" w:bidi="ar_AE"/>
-        </w:rPr>
-        <w:t>)؛ يَدعو جميع رعاياه إلى المحبة المُطيعة (</w:t>
-      </w:r>
-      <w:r>
-        <w:rPr>
-          <w:rtl/>
-          <w:cs/>
-          <w:lang w:val="ar_AE" w:bidi="ar_AE"/>
-        </w:rPr>
-        <w:t>تثنية ٦: ٤، ٥</w:t>
-      </w:r>
-      <w:r>
-        <w:rPr>
-          <w:rtl/>
-          <w:cs/>
-          <w:lang w:val="ar_AE" w:bidi="ar_AE"/>
-        </w:rPr>
-        <w:t xml:space="preserve">؛ </w:t>
-      </w:r>
-      <w:r>
-        <w:rPr>
-          <w:rtl/>
-          <w:cs/>
-          <w:lang w:val="ar_AE" w:bidi="ar_AE"/>
-        </w:rPr>
-        <w:t>متى ٢٢: ٣٧، ٤٠</w:t>
-      </w:r>
-      <w:r>
-        <w:rPr>
-          <w:rtl/>
-          <w:cs/>
-          <w:lang w:val="ar_AE" w:bidi="ar_AE"/>
-        </w:rPr>
-        <w:t xml:space="preserve">؛ </w:t>
-      </w:r>
-      <w:r>
-        <w:rPr>
-          <w:rtl/>
-          <w:cs/>
-          <w:lang w:val="ar_AE" w:bidi="ar_AE"/>
-        </w:rPr>
-        <w:t>١ يوحنا ٥: ٣</w:t>
-      </w:r>
-      <w:r>
-        <w:rPr>
-          <w:rtl/>
-          <w:cs/>
-          <w:lang w:val="ar_AE" w:bidi="ar_AE"/>
-        </w:rPr>
-        <w:t>).</w:t>
+        <w:t xml:space="preserve"> الله إلى السُلطان الإلهي الذي يَحكُم به الخليقة كُلها وفي مَسرته السياديَّة يَصنعُ ما يشاء. إن الله هو المَلِك على الخليقة كلها، وهو يَحكِم أقدار البشر والشعوب. يَستعيد الله ملكوته من خلال يسوع المسيح؛ أعلنَ الرَّب القائم من الموت أنه دُفعَ إليه كل سُلطان في السماء وعلى الأرض (متى ٢٨: ١٨). إن الاختيار للخلاص في المسيح هو "حَسَبَ قَصْدِ الَّذِي يَعْمَلُ كُلَّ شَيْءٍ حَسَبَ رَأْيِ مَشِيئَتِهِ" (أفسس ١: ١١). إن إرادة الله السياديَّة، على الرغم من أنها حُرة، إلا أنها ليست مُستبدة؛ إنها إرادة بارَّة ومُقدَّسة. لقد خلقَ العالَمَ وأعطى شريعته ناموسًا لحياة شعبه؛ يَقطع اللهُ العهد، ويُبارك، ويَحكُم. إن الله هو"مَلِكُ الْمُلُوكِ وَرَبُّ الأَرْبَابِ" (١ تيموثاوس ٦: ١٥)؛ يَدعو جميع رعاياه إلى المحبة المُطيعة (تثنية ٦: ٤، ٥؛ متى ٢٢: ٣٧، ٤٠؛ ١ يوحنا ٥: ٣).</w:t>
       </w:r>
     </w:p>
     <w:p>
@@ -6959,183 +4847,7 @@
           <w:cs/>
           <w:lang w:val="ar_AE" w:bidi="ar_AE"/>
         </w:rPr>
-        <w:t xml:space="preserve"> أو قدير (رؤيا </w:t>
-      </w:r>
-      <w:r>
-        <w:rPr>
-          <w:rtl/>
-          <w:cs/>
-          <w:lang w:val="ar_AE" w:bidi="ar_AE"/>
-        </w:rPr>
-        <w:t>٤: ٨</w:t>
-      </w:r>
-      <w:r>
-        <w:rPr>
-          <w:rtl/>
-          <w:cs/>
-          <w:lang w:val="ar_AE" w:bidi="ar_AE"/>
-        </w:rPr>
-        <w:t>). بكلمته القديرة، خَلَقَ اللهُ كلَّ الأشياء، ويَحمل "كلَّ الأشياء بكلمة قُدرته" (</w:t>
-      </w:r>
-      <w:r>
-        <w:rPr>
-          <w:rtl/>
-          <w:cs/>
-          <w:lang w:val="ar_AE" w:bidi="ar_AE"/>
-        </w:rPr>
-        <w:t>عبرانيين ١: ٣</w:t>
-      </w:r>
-      <w:r>
-        <w:rPr>
-          <w:rtl/>
-          <w:cs/>
-          <w:lang w:val="ar_AE" w:bidi="ar_AE"/>
-        </w:rPr>
-        <w:t>). لا يَعسُر شيءٌ على الرب الإله القدير (</w:t>
-      </w:r>
-      <w:r>
-        <w:rPr>
-          <w:rtl/>
-          <w:cs/>
-          <w:lang w:val="ar_AE" w:bidi="ar_AE"/>
-        </w:rPr>
-        <w:t>تكوين ١٨: ١٤</w:t>
-      </w:r>
-      <w:r>
-        <w:rPr>
-          <w:rtl/>
-          <w:cs/>
-          <w:lang w:val="ar_AE" w:bidi="ar_AE"/>
-        </w:rPr>
-        <w:t xml:space="preserve">؛ </w:t>
-      </w:r>
-      <w:r>
-        <w:rPr>
-          <w:rtl/>
-          <w:cs/>
-          <w:lang w:val="ar_AE" w:bidi="ar_AE"/>
-        </w:rPr>
-        <w:t>إرميا ٣٢: ٢٧</w:t>
-      </w:r>
-      <w:r>
-        <w:rPr>
-          <w:rtl/>
-          <w:cs/>
-          <w:lang w:val="ar_AE" w:bidi="ar_AE"/>
-        </w:rPr>
-        <w:t xml:space="preserve">؛ </w:t>
-      </w:r>
-      <w:r>
-        <w:rPr>
-          <w:rtl/>
-          <w:cs/>
-          <w:lang w:val="ar_AE" w:bidi="ar_AE"/>
-        </w:rPr>
-        <w:t>متى ١٩: ٢٦</w:t>
-      </w:r>
-      <w:r>
-        <w:rPr>
-          <w:rtl/>
-          <w:cs/>
-          <w:lang w:val="ar_AE" w:bidi="ar_AE"/>
-        </w:rPr>
-        <w:t>)؛ إنه يحفظ عهده المُنعم ويُتمِّم كل وعوده (</w:t>
-      </w:r>
-      <w:r>
-        <w:rPr>
-          <w:rtl/>
-          <w:cs/>
-          <w:lang w:val="ar_AE" w:bidi="ar_AE"/>
-        </w:rPr>
-        <w:t>لوقا ١: ٣٧</w:t>
-      </w:r>
-      <w:r>
-        <w:rPr>
-          <w:rtl/>
-          <w:cs/>
-          <w:lang w:val="ar_AE" w:bidi="ar_AE"/>
-        </w:rPr>
-        <w:t xml:space="preserve">؛ </w:t>
-      </w:r>
-      <w:r>
-        <w:rPr>
-          <w:rtl/>
-          <w:cs/>
-          <w:lang w:val="ar_AE" w:bidi="ar_AE"/>
-        </w:rPr>
-        <w:t>٢ تيموثاوس ٢: ١٣</w:t>
-      </w:r>
-      <w:r>
-        <w:rPr>
-          <w:rtl/>
-          <w:cs/>
-          <w:lang w:val="ar_AE" w:bidi="ar_AE"/>
-        </w:rPr>
-        <w:t xml:space="preserve">؛ </w:t>
-      </w:r>
-      <w:r>
-        <w:rPr>
-          <w:rtl/>
-          <w:cs/>
-          <w:lang w:val="ar_AE" w:bidi="ar_AE"/>
-        </w:rPr>
-        <w:t>عبرانيين ٦: ١٨</w:t>
-      </w:r>
-      <w:r>
-        <w:rPr>
-          <w:rtl/>
-          <w:cs/>
-          <w:lang w:val="ar_AE" w:bidi="ar_AE"/>
-        </w:rPr>
-        <w:t>). إن الإنجيل هو "قُوة الله للخلاص" (</w:t>
-      </w:r>
-      <w:r>
-        <w:rPr>
-          <w:rtl/>
-          <w:cs/>
-          <w:lang w:val="ar_AE" w:bidi="ar_AE"/>
-        </w:rPr>
-        <w:t>رومية ١: ١٦</w:t>
-      </w:r>
-      <w:r>
-        <w:rPr>
-          <w:rtl/>
-          <w:cs/>
-          <w:lang w:val="ar_AE" w:bidi="ar_AE"/>
-        </w:rPr>
-        <w:t xml:space="preserve">)، لأن المسيح هو "قُوة الله" لأن يُخلِّص (١ كورنثوس </w:t>
-      </w:r>
-      <w:r>
-        <w:rPr>
-          <w:rtl/>
-          <w:cs/>
-          <w:lang w:val="ar_AE" w:bidi="ar_AE"/>
-        </w:rPr>
-        <w:t>١: ٢٤</w:t>
-      </w:r>
-      <w:r>
-        <w:rPr>
-          <w:rtl/>
-          <w:cs/>
-          <w:lang w:val="ar_AE" w:bidi="ar_AE"/>
-        </w:rPr>
-        <w:t>). من ثمَّ، يجب على المؤمنين أن يَعرفوا "مَا هِيَ عَظَمَةُ قُدْرَتِهِ الْفَائِقَةُ نَحْوَنَا نَحْنُ الْمُؤْمِنِينَ، حَسَبَ عَمَلِ شِدَّةِ قُوَّتِهِ الَّذِي عَمِلَهُ فِي الْمَسِيحِ، إِذْ أَقَامَهُ مِنَ الأَمْوَاتِ، وَأَجْلَسَهُ عَنْ يَمِينِهِ فِي السَّمَاوِيَّاتِ" (</w:t>
-      </w:r>
-      <w:r>
-        <w:rPr>
-          <w:rtl/>
-          <w:cs/>
-          <w:lang w:val="ar_AE" w:bidi="ar_AE"/>
-        </w:rPr>
-        <w:t>أفسس ١: ١٩، ٢٠</w:t>
-      </w:r>
-      <w:r>
-        <w:rPr>
-          <w:rtl/>
-          <w:cs/>
-          <w:lang w:val="ar_AE" w:bidi="ar_AE"/>
-        </w:rPr>
-        <w:t>).</w:t>
+        <w:t xml:space="preserve"> أو قدير (رؤيا ٤: ٨). بكلمته القديرة، خَلَقَ اللهُ كلَّ الأشياء، ويَحمل "كلَّ الأشياء بكلمة قُدرته" (عبرانيين ١: ٣). لا يَعسُر شيءٌ على الرب الإله القدير (تكوين ١٨: ١٤؛ إرميا ٣٢: ٢٧؛ متى ١٩: ٢٦)؛ إنه يحفظ عهده المُنعم ويُتمِّم كل وعوده (لوقا ١: ٣٧؛ ٢ تيموثاوس ٢: ١٣؛ عبرانيين ٦: ١٨). إن الإنجيل هو "قُوة الله للخلاص" (رومية ١: ١٦)، لأن المسيح هو "قُوة الله" لأن يُخلِّص (١ كورنثوس ١: ٢٤). من ثمَّ، يجب على المؤمنين أن يَعرفوا "مَا هِيَ عَظَمَةُ قُدْرَتِهِ الْفَائِقَةُ نَحْوَنَا نَحْنُ الْمُؤْمِنِينَ، حَسَبَ عَمَلِ شِدَّةِ قُوَّتِهِ الَّذِي عَمِلَهُ فِي الْمَسِيحِ، إِذْ أَقَامَهُ مِنَ الأَمْوَاتِ، وَأَجْلَسَهُ عَنْ يَمِينِهِ فِي السَّمَاوِيَّاتِ" (أفسس ١: ١٩، ٢٠).</w:t>
       </w:r>
     </w:p>
     <w:p>
@@ -7186,135 +4898,7 @@
           <w:cs/>
           <w:lang w:val="ar_AE" w:bidi="ar_AE"/>
         </w:rPr>
-        <w:t xml:space="preserve"> الله. إن عظمة، وبهاء، وجمال، وتألُّق الإله الذي يَسكُن في نور لا يُدنى منه يُعبَّر عنها بهذا التعبير غير القابل للتحديد. ظهرَ إله المجد لأبينا إبراهيم (</w:t>
-      </w:r>
-      <w:r>
-        <w:rPr>
-          <w:rtl/>
-          <w:cs/>
-          <w:lang w:val="ar_AE" w:bidi="ar_AE"/>
-        </w:rPr>
-        <w:t>أعمال الرسل ٧: ٢</w:t>
-      </w:r>
-      <w:r>
-        <w:rPr>
-          <w:rtl/>
-          <w:cs/>
-          <w:lang w:val="ar_AE" w:bidi="ar_AE"/>
-        </w:rPr>
-        <w:t>)؛ أظهرَ اللهُ مجده لموسى (</w:t>
-      </w:r>
-      <w:r>
-        <w:rPr>
-          <w:rtl/>
-          <w:cs/>
-          <w:lang w:val="ar_AE" w:bidi="ar_AE"/>
-        </w:rPr>
-        <w:t>خروج ٣٣: ١٨، ١٩</w:t>
-      </w:r>
-      <w:r>
-        <w:rPr>
-          <w:rtl/>
-          <w:cs/>
-          <w:lang w:val="ar_AE" w:bidi="ar_AE"/>
-        </w:rPr>
-        <w:t xml:space="preserve">؛ </w:t>
-      </w:r>
-      <w:r>
-        <w:rPr>
-          <w:rtl/>
-          <w:cs/>
-          <w:lang w:val="ar_AE" w:bidi="ar_AE"/>
-        </w:rPr>
-        <w:t>٣٤: ٦، ٧</w:t>
-      </w:r>
-      <w:r>
-        <w:rPr>
-          <w:rtl/>
-          <w:cs/>
-          <w:lang w:val="ar_AE" w:bidi="ar_AE"/>
-        </w:rPr>
-        <w:t>). إن إله الرب يسوع المسيح هو أبو المجد (</w:t>
-      </w:r>
-      <w:r>
-        <w:rPr>
-          <w:rtl/>
-          <w:cs/>
-          <w:lang w:val="ar_AE" w:bidi="ar_AE"/>
-        </w:rPr>
-        <w:t>أفسس ١: ١٧</w:t>
-      </w:r>
-      <w:r>
-        <w:rPr>
-          <w:rtl/>
-          <w:cs/>
-          <w:lang w:val="ar_AE" w:bidi="ar_AE"/>
-        </w:rPr>
-        <w:t>). السماوات تُحدِّث بمجد الله (</w:t>
-      </w:r>
-      <w:r>
-        <w:rPr>
-          <w:rtl/>
-          <w:cs/>
-          <w:lang w:val="ar_AE" w:bidi="ar_AE"/>
-        </w:rPr>
-        <w:t>مزمور ١٩: ١</w:t>
-      </w:r>
-      <w:r>
-        <w:rPr>
-          <w:rtl/>
-          <w:cs/>
-          <w:lang w:val="ar_AE" w:bidi="ar_AE"/>
-        </w:rPr>
-        <w:t>)؛ تَملأ عظمةُ الله ومجده السماءَ والأرضَ (</w:t>
-      </w:r>
-      <w:r>
-        <w:rPr>
-          <w:rtl/>
-          <w:cs/>
-          <w:lang w:val="ar_AE" w:bidi="ar_AE"/>
-        </w:rPr>
-        <w:t>٨: ١</w:t>
-      </w:r>
-      <w:r>
-        <w:rPr>
-          <w:rtl/>
-          <w:cs/>
-          <w:lang w:val="ar_AE" w:bidi="ar_AE"/>
-        </w:rPr>
-        <w:t>). عندما سيعترف كل لسان في النهاية أن يسوع ربٌّ، سيكون ذلك لِمجد الله الآب (</w:t>
-      </w:r>
-      <w:r>
-        <w:rPr>
-          <w:rtl/>
-          <w:cs/>
-          <w:lang w:val="ar_AE" w:bidi="ar_AE"/>
-        </w:rPr>
-        <w:t>فيلبي ٢: ١١</w:t>
-      </w:r>
-      <w:r>
-        <w:rPr>
-          <w:rtl/>
-          <w:cs/>
-          <w:lang w:val="ar_AE" w:bidi="ar_AE"/>
-        </w:rPr>
-        <w:t>). خُلق البشر لِمجد الله، ويُطلب من المؤمنين المسيحيين أن يفعلوا كل شيء لِمجد الله (</w:t>
-      </w:r>
-      <w:r>
-        <w:rPr>
-          <w:rtl/>
-          <w:cs/>
-          <w:lang w:val="ar_AE" w:bidi="ar_AE"/>
-        </w:rPr>
-        <w:t>١ كورنثوس ١٠: ٣١</w:t>
-      </w:r>
-      <w:r>
-        <w:rPr>
-          <w:rtl/>
-          <w:cs/>
-          <w:lang w:val="ar_AE" w:bidi="ar_AE"/>
-        </w:rPr>
-        <w:t>)، وبذلك يعكسون في أنفسهم مجده المتأصل.</w:t>
+        <w:t xml:space="preserve"> الله. إن عظمة، وبهاء، وجمال، وتألُّق الإله الذي يَسكُن في نور لا يُدنى منه يُعبَّر عنها بهذا التعبير غير القابل للتحديد. ظهرَ إله المجد لأبينا إبراهيم (أعمال الرسل ٧: ٢)؛ أظهرَ اللهُ مجده لموسى (خروج ٣٣: ١٨، ١٩؛ ٣٤: ٦، ٧). إن إله الرب يسوع المسيح هو أبو المجد (أفسس ١: ١٧). السماوات تُحدِّث بمجد الله (مزمور ١٩: ١)؛ تَملأ عظمةُ الله ومجده السماءَ والأرضَ (٨: ١). عندما سيعترف كل لسان في النهاية أن يسوع ربٌّ، سيكون ذلك لِمجد الله الآب (فيلبي ٢: ١١). خُلق البشر لِمجد الله، ويُطلب من المؤمنين المسيحيين أن يفعلوا كل شيء لِمجد الله (١ كورنثوس ١٠: ٣١)، وبذلك يعكسون في أنفسهم مجده المتأصل.</w:t>
       </w:r>
       <w:r>
         <w:rPr>
@@ -16655,379 +14239,27 @@
           <w:cs/>
           <w:lang w:val="ar_AE" w:bidi="ar_AE"/>
         </w:rPr>
-        <w:t>في العهد القديم، يُعتبر اللُطف سلوكًا مُرتبطًا بالتواضع أو الانحناء (</w:t>
-      </w:r>
-      <w:r>
-        <w:rPr>
-          <w:rtl/>
-          <w:cs/>
-          <w:lang w:val="ar_AE" w:bidi="ar_AE"/>
-        </w:rPr>
-        <w:t>٢ صموئيل ٢٢: ٣٦</w:t>
-      </w:r>
-      <w:r>
-        <w:rPr>
-          <w:rtl/>
-          <w:cs/>
-          <w:lang w:val="ar_AE" w:bidi="ar_AE"/>
-        </w:rPr>
-        <w:t xml:space="preserve">؛ راجع </w:t>
-      </w:r>
-      <w:r>
-        <w:rPr>
-          <w:rtl/>
-          <w:cs/>
-          <w:lang w:val="ar_AE" w:bidi="ar_AE"/>
-        </w:rPr>
-        <w:t>مزمور ١٨: ٣٥</w:t>
-      </w:r>
-      <w:r>
-        <w:rPr>
-          <w:rtl/>
-          <w:cs/>
-          <w:lang w:val="ar_AE" w:bidi="ar_AE"/>
-        </w:rPr>
-        <w:t>). وقد تعني صيغة الصفة ("وديع") والحال ("بِلُطف") التهذيب والتواضع (</w:t>
-      </w:r>
-      <w:r>
-        <w:rPr>
-          <w:rtl/>
-          <w:cs/>
-          <w:lang w:val="ar_AE" w:bidi="ar_AE"/>
-        </w:rPr>
-        <w:t>أمثال ١٥: ٤</w:t>
-      </w:r>
-      <w:r>
-        <w:rPr>
-          <w:rtl/>
-          <w:cs/>
-          <w:lang w:val="ar_AE" w:bidi="ar_AE"/>
-        </w:rPr>
-        <w:t>)، أو الهدوء والرقة (</w:t>
-      </w:r>
-      <w:r>
-        <w:rPr>
-          <w:rtl/>
-          <w:cs/>
-          <w:lang w:val="ar_AE" w:bidi="ar_AE"/>
-        </w:rPr>
-        <w:t>تثنية ٣٢: ٢</w:t>
-      </w:r>
-      <w:r>
-        <w:rPr>
-          <w:rtl/>
-          <w:cs/>
-          <w:lang w:val="ar_AE" w:bidi="ar_AE"/>
-        </w:rPr>
-        <w:t xml:space="preserve">؛ </w:t>
-      </w:r>
-      <w:r>
-        <w:rPr>
-          <w:rtl/>
-          <w:cs/>
-          <w:lang w:val="ar_AE" w:bidi="ar_AE"/>
-        </w:rPr>
-        <w:t>إشعياء ٨: ٦</w:t>
-      </w:r>
-      <w:r>
-        <w:rPr>
-          <w:rtl/>
-          <w:cs/>
-          <w:lang w:val="ar_AE" w:bidi="ar_AE"/>
-        </w:rPr>
-        <w:t>)، أو عدم القسوة (</w:t>
-      </w:r>
-      <w:r>
-        <w:rPr>
-          <w:rtl/>
-          <w:cs/>
-          <w:lang w:val="ar_AE" w:bidi="ar_AE"/>
-        </w:rPr>
-        <w:t>٢ صموئيل ١٨: ٥</w:t>
-      </w:r>
-      <w:r>
-        <w:rPr>
-          <w:rtl/>
-          <w:cs/>
-          <w:lang w:val="ar_AE" w:bidi="ar_AE"/>
-        </w:rPr>
-        <w:t xml:space="preserve">؛ </w:t>
-      </w:r>
-      <w:r>
-        <w:rPr>
-          <w:rtl/>
-          <w:cs/>
-          <w:lang w:val="ar_AE" w:bidi="ar_AE"/>
-        </w:rPr>
-        <w:t>أيوب ١٥</w:t>
-      </w:r>
-      <w:r>
-        <w:rPr>
-          <w:rtl/>
-          <w:cs/>
-          <w:lang w:val="ar_AE" w:bidi="ar_AE"/>
-        </w:rPr>
-        <w:t>: ١١).</w:t>
-      </w:r>
-    </w:p>
-    <w:p>
-      <w:pPr>
-        <w:bidi/>
-      </w:pPr>
-      <w:r>
-        <w:rPr>
-          <w:rtl/>
-          <w:cs/>
-          <w:lang w:val="ar_AE" w:bidi="ar_AE"/>
-        </w:rPr>
-      </w:r>
-      <w:r>
-        <w:rPr>
-          <w:rtl/>
-          <w:cs/>
-          <w:lang w:val="ar_AE" w:bidi="ar_AE"/>
-        </w:rPr>
-        <w:t>في العهد الجديد، تُترجَم عدة كلمات إلى "لُطف،" أو "وديع،" أو "بلُطف." وتشمل ظلال المعنى (١) الاعتدال، والوداعة، والصبر (</w:t>
-      </w:r>
-      <w:r>
-        <w:rPr>
-          <w:rtl/>
-          <w:cs/>
-          <w:lang w:val="ar_AE" w:bidi="ar_AE"/>
-        </w:rPr>
-        <w:t>متى ١١: ٢٩</w:t>
-      </w:r>
-      <w:r>
-        <w:rPr>
-          <w:rtl/>
-          <w:cs/>
-          <w:lang w:val="ar_AE" w:bidi="ar_AE"/>
-        </w:rPr>
-        <w:t xml:space="preserve">؛ ١ </w:t>
-      </w:r>
-      <w:r>
-        <w:rPr>
-          <w:rtl/>
-          <w:cs/>
-          <w:lang w:val="ar_AE" w:bidi="ar_AE"/>
-        </w:rPr>
-        <w:t>كورنثوس ٤: ٢١</w:t>
-      </w:r>
-      <w:r>
-        <w:rPr>
-          <w:rtl/>
-          <w:cs/>
-          <w:lang w:val="ar_AE" w:bidi="ar_AE"/>
-        </w:rPr>
-        <w:t xml:space="preserve">؛ </w:t>
-      </w:r>
-      <w:r>
-        <w:rPr>
-          <w:rtl/>
-          <w:cs/>
-          <w:lang w:val="ar_AE" w:bidi="ar_AE"/>
-        </w:rPr>
-        <w:t>٢ كورنثوس ١٠: ١</w:t>
-      </w:r>
-      <w:r>
-        <w:rPr>
-          <w:rtl/>
-          <w:cs/>
-          <w:lang w:val="ar_AE" w:bidi="ar_AE"/>
-        </w:rPr>
-        <w:t xml:space="preserve">؛ </w:t>
-      </w:r>
-      <w:r>
-        <w:rPr>
-          <w:rtl/>
-          <w:cs/>
-          <w:lang w:val="ar_AE" w:bidi="ar_AE"/>
-        </w:rPr>
-        <w:t>غلاطية ٥: ٢٣</w:t>
-      </w:r>
-      <w:r>
-        <w:rPr>
-          <w:rtl/>
-          <w:cs/>
-          <w:lang w:val="ar_AE" w:bidi="ar_AE"/>
-        </w:rPr>
-        <w:t xml:space="preserve">؛ </w:t>
-      </w:r>
-      <w:r>
-        <w:rPr>
-          <w:rtl/>
-          <w:cs/>
-          <w:lang w:val="ar_AE" w:bidi="ar_AE"/>
-        </w:rPr>
-        <w:t>١ تيموثاوس ٦: ١١</w:t>
-      </w:r>
-      <w:r>
-        <w:rPr>
-          <w:rtl/>
-          <w:cs/>
-          <w:lang w:val="ar_AE" w:bidi="ar_AE"/>
-        </w:rPr>
-        <w:t xml:space="preserve">؛ </w:t>
-      </w:r>
-      <w:r>
-        <w:rPr>
-          <w:rtl/>
-          <w:cs/>
-          <w:lang w:val="ar_AE" w:bidi="ar_AE"/>
-        </w:rPr>
-        <w:t>١ بطرس ٣: ٤، ١٥</w:t>
-      </w:r>
-      <w:r>
-        <w:rPr>
-          <w:rtl/>
-          <w:cs/>
-          <w:lang w:val="ar_AE" w:bidi="ar_AE"/>
-        </w:rPr>
-        <w:t>)، أو سلوك مُهذب ومُتواضع (</w:t>
-      </w:r>
-      <w:r>
-        <w:rPr>
-          <w:rtl/>
-          <w:cs/>
-          <w:lang w:val="ar_AE" w:bidi="ar_AE"/>
-        </w:rPr>
-        <w:t>٢ تيموثاوس ٢: ٢٥</w:t>
-      </w:r>
-      <w:r>
-        <w:rPr>
-          <w:rtl/>
-          <w:cs/>
-          <w:lang w:val="ar_AE" w:bidi="ar_AE"/>
-        </w:rPr>
-        <w:t>)؛ (٢) اللطف في التعامل مع الآخرين (</w:t>
-      </w:r>
-      <w:r>
-        <w:rPr>
-          <w:rtl/>
-          <w:cs/>
-          <w:lang w:val="ar_AE" w:bidi="ar_AE"/>
-        </w:rPr>
-        <w:t>١ تسالونيكي ٢: ٧</w:t>
-      </w:r>
-      <w:r>
-        <w:rPr>
-          <w:rtl/>
-          <w:cs/>
-          <w:lang w:val="ar_AE" w:bidi="ar_AE"/>
-        </w:rPr>
-        <w:t xml:space="preserve">؛ </w:t>
-      </w:r>
-      <w:r>
-        <w:rPr>
-          <w:rtl/>
-          <w:cs/>
-          <w:lang w:val="ar_AE" w:bidi="ar_AE"/>
-        </w:rPr>
-        <w:t>٢ تيموثاوس ٢: ٢٤</w:t>
-      </w:r>
-      <w:r>
-        <w:rPr>
-          <w:rtl/>
-          <w:cs/>
-          <w:lang w:val="ar_AE" w:bidi="ar_AE"/>
-        </w:rPr>
-        <w:t>)؛ (٣) ما هو لائق، أو رقيق، أو مُناسب (</w:t>
-      </w:r>
-      <w:r>
-        <w:rPr>
-          <w:rtl/>
-          <w:cs/>
-          <w:lang w:val="ar_AE" w:bidi="ar_AE"/>
-        </w:rPr>
-        <w:t>١ تيموثاوس ٣: ٣</w:t>
-      </w:r>
-      <w:r>
-        <w:rPr>
-          <w:rtl/>
-          <w:cs/>
-          <w:lang w:val="ar_AE" w:bidi="ar_AE"/>
-        </w:rPr>
-        <w:t xml:space="preserve">؛ </w:t>
-      </w:r>
-      <w:r>
-        <w:rPr>
-          <w:rtl/>
-          <w:cs/>
-          <w:lang w:val="ar_AE" w:bidi="ar_AE"/>
-        </w:rPr>
-        <w:t>تيطس ٣: ٢</w:t>
-      </w:r>
-      <w:r>
-        <w:rPr>
-          <w:rtl/>
-          <w:cs/>
-          <w:lang w:val="ar_AE" w:bidi="ar_AE"/>
-        </w:rPr>
-        <w:t>؛</w:t>
-      </w:r>
-      <w:r>
-        <w:rPr>
-          <w:rtl/>
-          <w:cs/>
-          <w:lang w:val="ar_AE" w:bidi="ar_AE"/>
-        </w:rPr>
-        <w:t>١ بطرس ٢: ١٨</w:t>
-      </w:r>
-      <w:r>
-        <w:rPr>
-          <w:rtl/>
-          <w:cs/>
-          <w:lang w:val="ar_AE" w:bidi="ar_AE"/>
-        </w:rPr>
-        <w:t>). يُطلب من قادة الكنيسة والمؤمنين الآخرين أن يتعاملوا بلطفٍ مع أولئك الذين يتعثرون (</w:t>
-      </w:r>
-      <w:r>
-        <w:rPr>
-          <w:rtl/>
-          <w:cs/>
-          <w:lang w:val="ar_AE" w:bidi="ar_AE"/>
-        </w:rPr>
-        <w:t>غلاطية ٦: ١</w:t>
-      </w:r>
-      <w:r>
-        <w:rPr>
-          <w:rtl/>
-          <w:cs/>
-          <w:lang w:val="ar_AE" w:bidi="ar_AE"/>
-        </w:rPr>
-        <w:t>)، أو يُقاوِمون الإيمان (</w:t>
-      </w:r>
-      <w:r>
-        <w:rPr>
-          <w:rtl/>
-          <w:cs/>
-          <w:lang w:val="ar_AE" w:bidi="ar_AE"/>
-        </w:rPr>
-        <w:t>٢ تيموثاوس ٢: ٢٥</w:t>
-      </w:r>
-      <w:r>
-        <w:rPr>
-          <w:rtl/>
-          <w:cs/>
-          <w:lang w:val="ar_AE" w:bidi="ar_AE"/>
-        </w:rPr>
-        <w:t>)، أو يُعتبرون جُهالًا وضالِّين (</w:t>
-      </w:r>
-      <w:r>
-        <w:rPr>
-          <w:rtl/>
-          <w:cs/>
-          <w:lang w:val="ar_AE" w:bidi="ar_AE"/>
-        </w:rPr>
-        <w:t>عبرانيين ٥: ٢</w:t>
-      </w:r>
-      <w:r>
-        <w:rPr>
-          <w:rtl/>
-          <w:cs/>
-          <w:lang w:val="ar_AE" w:bidi="ar_AE"/>
-        </w:rPr>
-        <w:t>).</w:t>
+        <w:t>في العهد القديم، يُعتبر اللُطف سلوكًا مُرتبطًا بالتواضع أو الانحناء (٢ صموئيل ٢٢: ٣٦؛ راجع مزمور ١٨: ٣٥). وقد تعني صيغة الصفة ("وديع") والحال ("بِلُطف") التهذيب والتواضع (أمثال ١٥: ٤)، أو الهدوء والرقة (تثنية ٣٢: ٢؛ إشعياء ٨: ٦)، أو عدم القسوة (٢ صموئيل ١٨: ٥؛ أيوب ١٥: ١١).</w:t>
+      </w:r>
+    </w:p>
+    <w:p>
+      <w:pPr>
+        <w:bidi/>
+      </w:pPr>
+      <w:r>
+        <w:rPr>
+          <w:rtl/>
+          <w:cs/>
+          <w:lang w:val="ar_AE" w:bidi="ar_AE"/>
+        </w:rPr>
+      </w:r>
+      <w:r>
+        <w:rPr>
+          <w:rtl/>
+          <w:cs/>
+          <w:lang w:val="ar_AE" w:bidi="ar_AE"/>
+        </w:rPr>
+        <w:t>في العهد الجديد، تُترجَم عدة كلمات إلى "لُطف،" أو "وديع،" أو "بلُطف." وتشمل ظلال المعنى (١) الاعتدال، والوداعة، والصبر (متى ١١: ٢٩؛ ١ كورنثوس ٤: ٢١؛ ٢ كورنثوس ١٠: ١؛ غلاطية ٥: ٢٣؛ ١ تيموثاوس ٦: ١١؛ ١ بطرس ٣: ٤، ١٥)، أو سلوك مُهذب ومُتواضع (٢ تيموثاوس ٢: ٢٥)؛ (٢) اللطف في التعامل مع الآخرين (١ تسالونيكي ٢: ٧؛ ٢ تيموثاوس ٢: ٢٤)؛ (٣) ما هو لائق، أو رقيق، أو مُناسب (١ تيموثاوس ٣: ٣؛ تيطس ٣: ٢؛١ بطرس ٢: ١٨). يُطلب من قادة الكنيسة والمؤمنين الآخرين أن يتعاملوا بلطفٍ مع أولئك الذين يتعثرون (غلاطية ٦: ١)، أو يُقاوِمون الإيمان (٢ تيموثاوس ٢: ٢٥)، أو يُعتبرون جُهالًا وضالِّين (عبرانيين ٥: ٢).</w:t>
       </w:r>
       <w:r>
         <w:rPr>
